--- a/src/Tests/Inputs/resumes/18/input.docx
+++ b/src/Tests/Inputs/resumes/18/input.docx
@@ -1,6 +1,6 @@
 
 <file path=word/document.xml><?xml version="1.0" encoding="utf-8"?>
-<w:document xmlns:wpc="http://schemas.microsoft.com/office/word/2010/wordprocessingCanvas" xmlns:cx="http://schemas.microsoft.com/office/drawing/2014/chartex" xmlns:cx1="http://schemas.microsoft.com/office/drawing/2015/9/8/chartex" xmlns:cx2="http://schemas.microsoft.com/office/drawing/2015/10/21/chartex" xmlns:cx3="http://schemas.microsoft.com/office/drawing/2016/5/9/chartex" xmlns:cx4="http://schemas.microsoft.com/office/drawing/2016/5/10/chartex" xmlns:cx5="http://schemas.microsoft.com/office/drawing/2016/5/11/chartex" xmlns:cx6="http://schemas.microsoft.com/office/drawing/2016/5/12/chartex" xmlns:cx7="http://schemas.microsoft.com/office/drawing/2016/5/13/chartex" xmlns:cx8="http://schemas.microsoft.com/office/drawing/2016/5/14/chartex" xmlns:mc="http://schemas.openxmlformats.org/markup-compatibility/2006" xmlns:aink="http://schemas.microsoft.com/office/drawing/2016/ink" xmlns:am3d="http://schemas.microsoft.com/office/drawing/2017/model3d" xmlns:o="urn:schemas-microsoft-com:office:office" xmlns:oel="http://schemas.microsoft.com/office/2019/extlst" xmlns:r="http://schemas.openxmlformats.org/officeDocument/2006/relationships" xmlns:m="http://schemas.openxmlformats.org/officeDocument/2006/math" xmlns:v="urn:schemas-microsoft-com:vml" xmlns:wp14="http://schemas.microsoft.com/office/word/2010/wordprocessingDrawing" xmlns:wp="http://schemas.openxmlformats.org/drawingml/2006/wordprocessingDrawing" xmlns:w10="urn:schemas-microsoft-com:office:word" xmlns:w="http://schemas.openxmlformats.org/wordprocessingml/2006/main" xmlns:w14="http://schemas.microsoft.com/office/word/2010/wordml" xmlns:w15="http://schemas.microsoft.com/office/word/2012/wordml" xmlns:w16cex="http://schemas.microsoft.com/office/word/2018/wordml/cex" xmlns:w16cid="http://schemas.microsoft.com/office/word/2016/wordml/cid" xmlns:w16="http://schemas.microsoft.com/office/word/2018/wordml" xmlns:w16du="http://schemas.microsoft.com/office/word/2023/wordml/word16du" xmlns:w16sdtdh="http://schemas.microsoft.com/office/word/2020/wordml/sdtdatahash" xmlns:w16se="http://schemas.microsoft.com/office/word/2015/wordml/symex" xmlns:wpg="http://schemas.microsoft.com/office/word/2010/wordprocessingGroup" xmlns:wpi="http://schemas.microsoft.com/office/word/2010/wordprocessingInk" xmlns:wne="http://schemas.microsoft.com/office/word/2006/wordml" xmlns:wps="http://schemas.microsoft.com/office/word/2010/wordprocessingShape" mc:Ignorable="w14 w15 w16se w16cid w16 w16cex w16sdtdh w16du wp14">
+<w:document xmlns:a="http://schemas.openxmlformats.org/drawingml/2006/main" xmlns:adec="http://schemas.microsoft.com/office/drawing/2017/decorative" xmlns:wpc="http://schemas.microsoft.com/office/word/2010/wordprocessingCanvas" xmlns:cx="http://schemas.microsoft.com/office/drawing/2014/chartex" xmlns:cx1="http://schemas.microsoft.com/office/drawing/2015/9/8/chartex" xmlns:cx2="http://schemas.microsoft.com/office/drawing/2015/10/21/chartex" xmlns:cx3="http://schemas.microsoft.com/office/drawing/2016/5/9/chartex" xmlns:cx4="http://schemas.microsoft.com/office/drawing/2016/5/10/chartex" xmlns:cx5="http://schemas.microsoft.com/office/drawing/2016/5/11/chartex" xmlns:cx6="http://schemas.microsoft.com/office/drawing/2016/5/12/chartex" xmlns:cx7="http://schemas.microsoft.com/office/drawing/2016/5/13/chartex" xmlns:cx8="http://schemas.microsoft.com/office/drawing/2016/5/14/chartex" xmlns:mc="http://schemas.openxmlformats.org/markup-compatibility/2006" xmlns:aink="http://schemas.microsoft.com/office/drawing/2016/ink" xmlns:am3d="http://schemas.microsoft.com/office/drawing/2017/model3d" xmlns:o="urn:schemas-microsoft-com:office:office" xmlns:oel="http://schemas.microsoft.com/office/2019/extlst" xmlns:r="http://schemas.openxmlformats.org/officeDocument/2006/relationships" xmlns:m="http://schemas.openxmlformats.org/officeDocument/2006/math" xmlns:v="urn:schemas-microsoft-com:vml" xmlns:wp14="http://schemas.microsoft.com/office/word/2010/wordprocessingDrawing" xmlns:wp="http://schemas.openxmlformats.org/drawingml/2006/wordprocessingDrawing" xmlns:w10="urn:schemas-microsoft-com:office:word" xmlns:w="http://schemas.openxmlformats.org/wordprocessingml/2006/main" xmlns:w14="http://schemas.microsoft.com/office/word/2010/wordml" xmlns:w15="http://schemas.microsoft.com/office/word/2012/wordml" xmlns:w16cex="http://schemas.microsoft.com/office/word/2018/wordml/cex" xmlns:w16cid="http://schemas.microsoft.com/office/word/2016/wordml/cid" xmlns:w16="http://schemas.microsoft.com/office/word/2018/wordml" xmlns:w16du="http://schemas.microsoft.com/office/word/2023/wordml/word16du" xmlns:w16sdtdh="http://schemas.microsoft.com/office/word/2020/wordml/sdtdatahash" xmlns:w16se="http://schemas.microsoft.com/office/word/2015/wordml/symex" xmlns:wpg="http://schemas.microsoft.com/office/word/2010/wordprocessingGroup" xmlns:wpi="http://schemas.microsoft.com/office/word/2010/wordprocessingInk" xmlns:wne="http://schemas.microsoft.com/office/word/2006/wordml" xmlns:wps="http://schemas.microsoft.com/office/word/2010/wordprocessingShape" mc:Ignorable="w14 w15 w16se w16cid w16 w16cex w16sdtdh w16du wp14">
   <w:body>
     <w:p>
       <w:pPr>
@@ -234,7 +234,7 @@
           </mc:Choice>
           <mc:Fallback>
             <w:pict>
-              <v:line w14:anchorId="3349B3CB" id="Straight Connector 1" o:spid="_x0000_s1026" alt="&quot;&quot;" style="visibility:visible;mso-wrap-style:square;mso-left-percent:-10001;mso-top-percent:-10001;mso-position-horizontal:absolute;mso-position-horizontal-relative:char;mso-position-vertical:absolute;mso-position-vertical-relative:line;mso-left-percent:-10001;mso-top-percent:-10001" from="0,0" to="468pt,0" o:gfxdata="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" strokecolor="#bfbfbf [2412]" strokeweight=".5pt">
+              <v:line id="Straight Connector 1" style="visibility:visible;mso-wrap-style:square;mso-left-percent:-10001;mso-top-percent:-10001;mso-position-horizontal:absolute;mso-position-horizontal-relative:char;mso-position-vertical:absolute;mso-position-vertical-relative:line;mso-left-percent:-10001;mso-top-percent:-10001" alt="&quot;&quot;" o:spid="_x0000_s1026" strokecolor="#bfbfbf [2412]" strokeweight=".5pt" o:gfxdata="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" from="0,0" to="468pt,0" w14:anchorId="3349B3CB">
                 <v:stroke joinstyle="miter"/>
                 <w10:anchorlock/>
               </v:line>
@@ -342,7 +342,7 @@
           </mc:Choice>
           <mc:Fallback>
             <w:pict>
-              <v:line w14:anchorId="6F52D4D5" id="Straight Connector 1" o:spid="_x0000_s1026" alt="&quot;&quot;" style="visibility:visible;mso-wrap-style:square;mso-left-percent:-10001;mso-top-percent:-10001;mso-position-horizontal:absolute;mso-position-horizontal-relative:char;mso-position-vertical:absolute;mso-position-vertical-relative:line;mso-left-percent:-10001;mso-top-percent:-10001" from="0,0" to="468pt,0" o:gfxdata="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" strokecolor="#bfbfbf" strokeweight=".5pt">
+              <v:line id="Straight Connector 1" style="visibility:visible;mso-wrap-style:square;mso-left-percent:-10001;mso-top-percent:-10001;mso-position-horizontal:absolute;mso-position-horizontal-relative:char;mso-position-vertical:absolute;mso-position-vertical-relative:line;mso-left-percent:-10001;mso-top-percent:-10001" alt="&quot;&quot;" o:spid="_x0000_s1026" strokecolor="#bfbfbf" strokeweight=".5pt" o:gfxdata="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" from="0,0" to="468pt,0" w14:anchorId="6F52D4D5">
                 <v:stroke joinstyle="miter"/>
                 <w10:anchorlock/>
               </v:line>
@@ -450,7 +450,7 @@
           </mc:Choice>
           <mc:Fallback>
             <w:pict>
-              <v:line w14:anchorId="441E79DC" id="Straight Connector 1" o:spid="_x0000_s1026" alt="&quot;&quot;" style="visibility:visible;mso-wrap-style:square;mso-left-percent:-10001;mso-top-percent:-10001;mso-position-horizontal:absolute;mso-position-horizontal-relative:char;mso-position-vertical:absolute;mso-position-vertical-relative:line;mso-left-percent:-10001;mso-top-percent:-10001" from="0,0" to="468pt,0" o:gfxdata="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" strokecolor="#bfbfbf" strokeweight=".5pt">
+              <v:line id="Straight Connector 1" style="visibility:visible;mso-wrap-style:square;mso-left-percent:-10001;mso-top-percent:-10001;mso-position-horizontal:absolute;mso-position-horizontal-relative:char;mso-position-vertical:absolute;mso-position-vertical-relative:line;mso-left-percent:-10001;mso-top-percent:-10001" alt="&quot;&quot;" o:spid="_x0000_s1026" strokecolor="#bfbfbf" strokeweight=".5pt" o:gfxdata="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" from="0,0" to="468pt,0" w14:anchorId="441E79DC">
                 <v:stroke joinstyle="miter"/>
                 <w10:anchorlock/>
               </v:line>
@@ -705,7 +705,7 @@
         </w:sdtPr>
         <w:sdtEndPr>
           <w:rPr>
-            <w:rFonts w:asciiTheme="majorHAnsi" w:hAnsiTheme="majorHAnsi" w:cs="Tahoma (Headings CS)"/>
+            <w:rFonts w:cs="Tahoma (Headings CS)" w:asciiTheme="majorHAnsi" w:hAnsiTheme="majorHAnsi"/>
             <w:b w:val="0"/>
             <w:szCs w:val="28"/>
           </w:rPr>
@@ -769,7 +769,7 @@
           </mc:Choice>
           <mc:Fallback>
             <w:pict>
-              <v:line w14:anchorId="3970267E" id="Straight Connector 1" o:spid="_x0000_s1026" alt="&quot;&quot;" style="visibility:visible;mso-wrap-style:square;mso-left-percent:-10001;mso-top-percent:-10001;mso-position-horizontal:absolute;mso-position-horizontal-relative:char;mso-position-vertical:absolute;mso-position-vertical-relative:line;mso-left-percent:-10001;mso-top-percent:-10001" from="0,0" to="468pt,0" o:gfxdata="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" strokecolor="#bfbfbf" strokeweight=".5pt">
+              <v:line id="Straight Connector 1" style="visibility:visible;mso-wrap-style:square;mso-left-percent:-10001;mso-top-percent:-10001;mso-position-horizontal:absolute;mso-position-horizontal-relative:char;mso-position-vertical:absolute;mso-position-vertical-relative:line;mso-left-percent:-10001;mso-top-percent:-10001" alt="&quot;&quot;" o:spid="_x0000_s1026" strokecolor="#bfbfbf" strokeweight=".5pt" o:gfxdata="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" from="0,0" to="468pt,0" w14:anchorId="3970267E">
                 <v:stroke joinstyle="miter"/>
                 <w10:anchorlock/>
               </v:line>
@@ -979,7 +979,7 @@
           </mc:Choice>
           <mc:Fallback>
             <w:pict>
-              <v:line w14:anchorId="1A604872" id="Straight Connector 1" o:spid="_x0000_s1026" alt="&quot;&quot;" style="visibility:visible;mso-wrap-style:square;mso-left-percent:-10001;mso-top-percent:-10001;mso-position-horizontal:absolute;mso-position-horizontal-relative:char;mso-position-vertical:absolute;mso-position-vertical-relative:line;mso-left-percent:-10001;mso-top-percent:-10001" from="0,0" to="468pt,0" o:gfxdata="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" strokecolor="#bfbfbf" strokeweight=".5pt">
+              <v:line id="Straight Connector 1" style="visibility:visible;mso-wrap-style:square;mso-left-percent:-10001;mso-top-percent:-10001;mso-position-horizontal:absolute;mso-position-horizontal-relative:char;mso-position-vertical:absolute;mso-position-vertical-relative:line;mso-left-percent:-10001;mso-top-percent:-10001" alt="&quot;&quot;" o:spid="_x0000_s1026" strokecolor="#bfbfbf" strokeweight=".5pt" o:gfxdata="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" from="0,0" to="468pt,0" w14:anchorId="1A604872">
                 <v:stroke joinstyle="miter"/>
                 <w10:anchorlock/>
               </v:line>
@@ -1089,7 +1089,7 @@
           </mc:Choice>
           <mc:Fallback>
             <w:pict>
-              <v:line w14:anchorId="5500505A" id="Straight Connector 1" o:spid="_x0000_s1026" alt="&quot;&quot;" style="visibility:visible;mso-wrap-style:square;mso-left-percent:-10001;mso-top-percent:-10001;mso-position-horizontal:absolute;mso-position-horizontal-relative:char;mso-position-vertical:absolute;mso-position-vertical-relative:line;mso-left-percent:-10001;mso-top-percent:-10001" from="0,0" to="468pt,0" o:gfxdata="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" strokecolor="#bfbfbf" strokeweight=".5pt">
+              <v:line id="Straight Connector 1" style="visibility:visible;mso-wrap-style:square;mso-left-percent:-10001;mso-top-percent:-10001;mso-position-horizontal:absolute;mso-position-horizontal-relative:char;mso-position-vertical:absolute;mso-position-vertical-relative:line;mso-left-percent:-10001;mso-top-percent:-10001" alt="&quot;&quot;" o:spid="_x0000_s1026" strokecolor="#bfbfbf" strokeweight=".5pt" o:gfxdata="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" from="0,0" to="468pt,0" w14:anchorId="5500505A">
                 <v:stroke joinstyle="miter"/>
                 <w10:anchorlock/>
               </v:line>

--- a/src/Tests/Inputs/resumes/18/input.docx
+++ b/src/Tests/Inputs/resumes/18/input.docx
@@ -27042,2013 +27042,6 @@
 </w:styles>
 </file>
 
-<file path=word/glossary/document.xml><?xml version="1.0" encoding="utf-8"?>
-<w:glossaryDocument xmlns:wpc="http://schemas.microsoft.com/office/word/2010/wordprocessingCanvas" xmlns:cx="http://schemas.microsoft.com/office/drawing/2014/chartex" xmlns:cx1="http://schemas.microsoft.com/office/drawing/2015/9/8/chartex" xmlns:cx2="http://schemas.microsoft.com/office/drawing/2015/10/21/chartex" xmlns:cx3="http://schemas.microsoft.com/office/drawing/2016/5/9/chartex" xmlns:cx4="http://schemas.microsoft.com/office/drawing/2016/5/10/chartex" xmlns:cx5="http://schemas.microsoft.com/office/drawing/2016/5/11/chartex" xmlns:cx6="http://schemas.microsoft.com/office/drawing/2016/5/12/chartex" xmlns:cx7="http://schemas.microsoft.com/office/drawing/2016/5/13/chartex" xmlns:cx8="http://schemas.microsoft.com/office/drawing/2016/5/14/chartex" xmlns:mc="http://schemas.openxmlformats.org/markup-compatibility/2006" xmlns:aink="http://schemas.microsoft.com/office/drawing/2016/ink" xmlns:am3d="http://schemas.microsoft.com/office/drawing/2017/model3d" xmlns:o="urn:schemas-microsoft-com:office:office" xmlns:oel="http://schemas.microsoft.com/office/2019/extlst" xmlns:r="http://schemas.openxmlformats.org/officeDocument/2006/relationships" xmlns:m="http://schemas.openxmlformats.org/officeDocument/2006/math" xmlns:v="urn:schemas-microsoft-com:vml" xmlns:wp14="http://schemas.microsoft.com/office/word/2010/wordprocessingDrawing" xmlns:wp="http://schemas.openxmlformats.org/drawingml/2006/wordprocessingDrawing" xmlns:w10="urn:schemas-microsoft-com:office:word" xmlns:w="http://schemas.openxmlformats.org/wordprocessingml/2006/main" xmlns:w14="http://schemas.microsoft.com/office/word/2010/wordml" xmlns:w15="http://schemas.microsoft.com/office/word/2012/wordml" xmlns:w16cex="http://schemas.microsoft.com/office/word/2018/wordml/cex" xmlns:w16cid="http://schemas.microsoft.com/office/word/2016/wordml/cid" xmlns:w16="http://schemas.microsoft.com/office/word/2018/wordml" xmlns:w16du="http://schemas.microsoft.com/office/word/2023/wordml/word16du" xmlns:w16sdtdh="http://schemas.microsoft.com/office/word/2020/wordml/sdtdatahash" xmlns:w16se="http://schemas.microsoft.com/office/word/2015/wordml/symex" xmlns:wpg="http://schemas.microsoft.com/office/word/2010/wordprocessingGroup" xmlns:wpi="http://schemas.microsoft.com/office/word/2010/wordprocessingInk" xmlns:wne="http://schemas.microsoft.com/office/word/2006/wordml" xmlns:wps="http://schemas.microsoft.com/office/word/2010/wordprocessingShape" mc:Ignorable="w14 w15 w16se w16cid w16 w16cex w16sdtdh w16du wp14">
-  <w:docParts>
-    <w:docPart>
-      <w:docPartPr>
-        <w:name w:val="14ECEE85504B445B824149407E01A6A2"/>
-        <w:category>
-          <w:name w:val="General"/>
-          <w:gallery w:val="placeholder"/>
-        </w:category>
-        <w:types>
-          <w:type w:val="bbPlcHdr"/>
-        </w:types>
-        <w:behaviors>
-          <w:behavior w:val="content"/>
-        </w:behaviors>
-        <w:guid w:val="{9B18C29A-AF8E-40E3-842B-5C7EAC4AEC65}"/>
-      </w:docPartPr>
-      <w:docPartBody>
-        <w:p>
-          <w:pPr>
-            <w:pStyle w:val="14ECEE85504B445B824149407E01A6A2"/>
-          </w:pPr>
-          <w:r>
-            <w:t>ANEELA MOHAN</w:t>
-          </w:r>
-        </w:p>
-      </w:docPartBody>
-    </w:docPart>
-    <w:docPart>
-      <w:docPartPr>
-        <w:name w:val="510C86CB32F146B5B9D0B419AF0BB398"/>
-        <w:category>
-          <w:name w:val="General"/>
-          <w:gallery w:val="placeholder"/>
-        </w:category>
-        <w:types>
-          <w:type w:val="bbPlcHdr"/>
-        </w:types>
-        <w:behaviors>
-          <w:behavior w:val="content"/>
-        </w:behaviors>
-        <w:guid w:val="{4C26DB38-92D8-4169-9DBA-F83224D9A141}"/>
-      </w:docPartPr>
-      <w:docPartBody>
-        <w:p>
-          <w:pPr>
-            <w:pStyle w:val="510C86CB32F146B5B9D0B419AF0BB398"/>
-          </w:pPr>
-          <w:r>
-            <w:t>Copyeditor</w:t>
-          </w:r>
-        </w:p>
-      </w:docPartBody>
-    </w:docPart>
-    <w:docPart>
-      <w:docPartPr>
-        <w:name w:val="EB2A164ABB9945749B6811CAA0D76071"/>
-        <w:category>
-          <w:name w:val="General"/>
-          <w:gallery w:val="placeholder"/>
-        </w:category>
-        <w:types>
-          <w:type w:val="bbPlcHdr"/>
-        </w:types>
-        <w:behaviors>
-          <w:behavior w:val="content"/>
-        </w:behaviors>
-        <w:guid w:val="{9D0ACA13-2E1B-47F3-9366-0E1FE3038E5F}"/>
-      </w:docPartPr>
-      <w:docPartBody>
-        <w:p>
-          <w:pPr>
-            <w:pStyle w:val="EB2A164ABB9945749B6811CAA0D76071"/>
-          </w:pPr>
-          <w:r>
-            <w:t>+91 904 4698268</w:t>
-          </w:r>
-        </w:p>
-      </w:docPartBody>
-    </w:docPart>
-    <w:docPart>
-      <w:docPartPr>
-        <w:name w:val="2E8CEAF3EE484129AF3837D95B86C70F"/>
-        <w:category>
-          <w:name w:val="General"/>
-          <w:gallery w:val="placeholder"/>
-        </w:category>
-        <w:types>
-          <w:type w:val="bbPlcHdr"/>
-        </w:types>
-        <w:behaviors>
-          <w:behavior w:val="content"/>
-        </w:behaviors>
-        <w:guid w:val="{DCC11598-ED16-4F47-AEF3-C5F178F2D2C3}"/>
-      </w:docPartPr>
-      <w:docPartBody>
-        <w:p>
-          <w:pPr>
-            <w:pStyle w:val="2E8CEAF3EE484129AF3837D95B86C70F1"/>
-          </w:pPr>
-          <w:r>
-            <w:rPr>
-              <w:lang w:val="fr-FR"/>
-            </w:rPr>
-            <w:t>ANEELA@EXAMPLE.COM</w:t>
-          </w:r>
-        </w:p>
-      </w:docPartBody>
-    </w:docPart>
-    <w:docPart>
-      <w:docPartPr>
-        <w:name w:val="E428B2FB69C44D5C99DF6B83581E2184"/>
-        <w:category>
-          <w:name w:val="General"/>
-          <w:gallery w:val="placeholder"/>
-        </w:category>
-        <w:types>
-          <w:type w:val="bbPlcHdr"/>
-        </w:types>
-        <w:behaviors>
-          <w:behavior w:val="content"/>
-        </w:behaviors>
-        <w:guid w:val="{901CCEAA-3BEE-48A2-A6A3-F65DFB01DBBB}"/>
-      </w:docPartPr>
-      <w:docPartBody>
-        <w:p>
-          <w:pPr>
-            <w:pStyle w:val="E428B2FB69C44D5C99DF6B83581E21841"/>
-          </w:pPr>
-          <w:r>
-            <w:rPr>
-              <w:lang w:val="fr-FR"/>
-            </w:rPr>
-            <w:t>NEW DEHLI, DEHLI</w:t>
-          </w:r>
-        </w:p>
-      </w:docPartBody>
-    </w:docPart>
-    <w:docPart>
-      <w:docPartPr>
-        <w:name w:val="00E600B9EFC545EDA951D725A2FE6CA2"/>
-        <w:category>
-          <w:name w:val="General"/>
-          <w:gallery w:val="placeholder"/>
-        </w:category>
-        <w:types>
-          <w:type w:val="bbPlcHdr"/>
-        </w:types>
-        <w:behaviors>
-          <w:behavior w:val="content"/>
-        </w:behaviors>
-        <w:guid w:val="{0F89AF8A-D969-4035-9B3F-14C052E11364}"/>
-      </w:docPartPr>
-      <w:docPartBody>
-        <w:p>
-          <w:pPr>
-            <w:pStyle w:val="00E600B9EFC545EDA951D725A2FE6CA21"/>
-          </w:pPr>
-          <w:r>
-            <w:rPr>
-              <w:lang w:val="fr-FR"/>
-            </w:rPr>
-            <w:t>Objective</w:t>
-          </w:r>
-        </w:p>
-      </w:docPartBody>
-    </w:docPart>
-    <w:docPart>
-      <w:docPartPr>
-        <w:name w:val="73C1B0E9964747B5BD88BE9A69C649FB"/>
-        <w:category>
-          <w:name w:val="General"/>
-          <w:gallery w:val="placeholder"/>
-        </w:category>
-        <w:types>
-          <w:type w:val="bbPlcHdr"/>
-        </w:types>
-        <w:behaviors>
-          <w:behavior w:val="content"/>
-        </w:behaviors>
-        <w:guid w:val="{3C8F86D1-9A6A-4AAA-AF2D-DC8588962C7E}"/>
-      </w:docPartPr>
-      <w:docPartBody>
-        <w:p>
-          <w:pPr>
-            <w:pStyle w:val="73C1B0E9964747B5BD88BE9A69C649FB"/>
-          </w:pPr>
-          <w:r>
-            <w:t>To utilize my expert editorial skills to deliver error-free, engaging, and high-quality content for a variety of clients and industries.</w:t>
-          </w:r>
-        </w:p>
-      </w:docPartBody>
-    </w:docPart>
-    <w:docPart>
-      <w:docPartPr>
-        <w:name w:val="16EF1D77E15A458887E417EB363F0D83"/>
-        <w:category>
-          <w:name w:val="General"/>
-          <w:gallery w:val="placeholder"/>
-        </w:category>
-        <w:types>
-          <w:type w:val="bbPlcHdr"/>
-        </w:types>
-        <w:behaviors>
-          <w:behavior w:val="content"/>
-        </w:behaviors>
-        <w:guid w:val="{CE3B30C5-FA2D-429F-A563-0FACCE6A882C}"/>
-      </w:docPartPr>
-      <w:docPartBody>
-        <w:p>
-          <w:pPr>
-            <w:pStyle w:val="16EF1D77E15A458887E417EB363F0D83"/>
-          </w:pPr>
-          <w:r>
-            <w:t>Skills &amp; Abilities</w:t>
-          </w:r>
-        </w:p>
-      </w:docPartBody>
-    </w:docPart>
-    <w:docPart>
-      <w:docPartPr>
-        <w:name w:val="0D7AF0061A3F4CF9A06C6E016D1CD756"/>
-        <w:category>
-          <w:name w:val="General"/>
-          <w:gallery w:val="placeholder"/>
-        </w:category>
-        <w:types>
-          <w:type w:val="bbPlcHdr"/>
-        </w:types>
-        <w:behaviors>
-          <w:behavior w:val="content"/>
-        </w:behaviors>
-        <w:guid w:val="{856DA2CE-172F-4194-92BF-752281AF153E}"/>
-      </w:docPartPr>
-      <w:docPartBody>
-        <w:p>
-          <w:pPr>
-            <w:pStyle w:val="0D7AF0061A3F4CF9A06C6E016D1CD756"/>
-          </w:pPr>
-          <w:r>
-            <w:t>Expertise in editing for grammar, syntax, spelling, and punctuation, with a keen eye for detail and the ability to maintain the author's voice and intent.</w:t>
-          </w:r>
-        </w:p>
-      </w:docPartBody>
-    </w:docPart>
-    <w:docPart>
-      <w:docPartPr>
-        <w:name w:val="A9B4AF3FE9284261BBC637E0901AD7F0"/>
-        <w:category>
-          <w:name w:val="General"/>
-          <w:gallery w:val="placeholder"/>
-        </w:category>
-        <w:types>
-          <w:type w:val="bbPlcHdr"/>
-        </w:types>
-        <w:behaviors>
-          <w:behavior w:val="content"/>
-        </w:behaviors>
-        <w:guid w:val="{652DDFFF-8B40-4495-A723-1AB266C05B54}"/>
-      </w:docPartPr>
-      <w:docPartBody>
-        <w:p>
-          <w:pPr>
-            <w:pStyle w:val="A9B4AF3FE9284261BBC637E0901AD7F0"/>
-          </w:pPr>
-          <w:r>
-            <w:t>Experience</w:t>
-          </w:r>
-        </w:p>
-      </w:docPartBody>
-    </w:docPart>
-    <w:docPart>
-      <w:docPartPr>
-        <w:name w:val="A000F6DCE41F47D58E7CE116A6949B20"/>
-        <w:category>
-          <w:name w:val="General"/>
-          <w:gallery w:val="placeholder"/>
-        </w:category>
-        <w:types>
-          <w:type w:val="bbPlcHdr"/>
-        </w:types>
-        <w:behaviors>
-          <w:behavior w:val="content"/>
-        </w:behaviors>
-        <w:guid w:val="{6AB56E98-9F2F-4244-9314-A74DDFE77F1D}"/>
-      </w:docPartPr>
-      <w:docPartBody>
-        <w:p>
-          <w:pPr>
-            <w:pStyle w:val="A000F6DCE41F47D58E7CE116A6949B203"/>
-          </w:pPr>
-          <w:r>
-            <w:rPr>
-              <w:rStyle w:val="NotBold"/>
-            </w:rPr>
-            <w:t>20XX – 20XX</w:t>
-          </w:r>
-        </w:p>
-      </w:docPartBody>
-    </w:docPart>
-    <w:docPart>
-      <w:docPartPr>
-        <w:name w:val="8D819033F4844AD3943695A55AD5FA57"/>
-        <w:category>
-          <w:name w:val="General"/>
-          <w:gallery w:val="placeholder"/>
-        </w:category>
-        <w:types>
-          <w:type w:val="bbPlcHdr"/>
-        </w:types>
-        <w:behaviors>
-          <w:behavior w:val="content"/>
-        </w:behaviors>
-        <w:guid w:val="{25C596BA-4BAD-4366-A6C4-513D8C432437}"/>
-      </w:docPartPr>
-      <w:docPartBody>
-        <w:p>
-          <w:pPr>
-            <w:pStyle w:val="8D819033F4844AD3943695A55AD5FA57"/>
-          </w:pPr>
-          <w:r>
-            <w:t xml:space="preserve">Senior Editor, </w:t>
-          </w:r>
-          <w:r>
-            <w:t>Surat, Gujarat</w:t>
-          </w:r>
-        </w:p>
-      </w:docPartBody>
-    </w:docPart>
-    <w:docPart>
-      <w:docPartPr>
-        <w:name w:val="45EC1B5C73404CD0A749CD7FB8ADD051"/>
-        <w:category>
-          <w:name w:val="General"/>
-          <w:gallery w:val="placeholder"/>
-        </w:category>
-        <w:types>
-          <w:type w:val="bbPlcHdr"/>
-        </w:types>
-        <w:behaviors>
-          <w:behavior w:val="content"/>
-        </w:behaviors>
-        <w:guid w:val="{C89780FC-83E0-45BE-A305-27DE280D69A2}"/>
-      </w:docPartPr>
-      <w:docPartBody>
-        <w:p>
-          <w:pPr>
-            <w:pStyle w:val="45EC1B5C73404CD0A749CD7FB8ADD051"/>
-          </w:pPr>
-          <w:r>
-            <w:t>Paarivaarik Samaachaar</w:t>
-          </w:r>
-        </w:p>
-      </w:docPartBody>
-    </w:docPart>
-    <w:docPart>
-      <w:docPartPr>
-        <w:name w:val="A4282D6A6D174582A6E704B57AF0533E"/>
-        <w:category>
-          <w:name w:val="General"/>
-          <w:gallery w:val="placeholder"/>
-        </w:category>
-        <w:types>
-          <w:type w:val="bbPlcHdr"/>
-        </w:types>
-        <w:behaviors>
-          <w:behavior w:val="content"/>
-        </w:behaviors>
-        <w:guid w:val="{77978358-43BB-4204-B569-B23A68AD4787}"/>
-      </w:docPartPr>
-      <w:docPartBody>
-        <w:p>
-          <w:pPr>
-            <w:pStyle w:val="A4282D6A6D174582A6E704B57AF0533E"/>
-          </w:pPr>
-          <w:r>
-            <w:t>Edited news articles, features, and opinion pieces for print and online</w:t>
-          </w:r>
-          <w:r>
-            <w:t xml:space="preserve"> </w:t>
-          </w:r>
-          <w:r>
-            <w:t>editions, adhering to the newspaper's style guide and editorial standards</w:t>
-          </w:r>
-        </w:p>
-      </w:docPartBody>
-    </w:docPart>
-    <w:docPart>
-      <w:docPartPr>
-        <w:name w:val="B78ADF525D764A02ABD964D5C50568B4"/>
-        <w:category>
-          <w:name w:val="General"/>
-          <w:gallery w:val="placeholder"/>
-        </w:category>
-        <w:types>
-          <w:type w:val="bbPlcHdr"/>
-        </w:types>
-        <w:behaviors>
-          <w:behavior w:val="content"/>
-        </w:behaviors>
-        <w:guid w:val="{216F060A-2195-4307-9219-89FBB24BAB26}"/>
-      </w:docPartPr>
-      <w:docPartBody>
-        <w:p>
-          <w:pPr>
-            <w:pStyle w:val="B78ADF525D764A02ABD964D5C50568B43"/>
-          </w:pPr>
-          <w:r>
-            <w:rPr>
-              <w:rStyle w:val="NotBold"/>
-            </w:rPr>
-            <w:t>20XX – 20XX</w:t>
-          </w:r>
-        </w:p>
-      </w:docPartBody>
-    </w:docPart>
-    <w:docPart>
-      <w:docPartPr>
-        <w:name w:val="AD430E8DFE6A47EFBB51CFBA7BF8FBDA"/>
-        <w:category>
-          <w:name w:val="General"/>
-          <w:gallery w:val="placeholder"/>
-        </w:category>
-        <w:types>
-          <w:type w:val="bbPlcHdr"/>
-        </w:types>
-        <w:behaviors>
-          <w:behavior w:val="content"/>
-        </w:behaviors>
-        <w:guid w:val="{0A26FA01-0B4D-484B-8D7D-F9F2E0A06CC6}"/>
-      </w:docPartPr>
-      <w:docPartBody>
-        <w:p>
-          <w:pPr>
-            <w:pStyle w:val="AD430E8DFE6A47EFBB51CFBA7BF8FBDA"/>
-          </w:pPr>
-          <w:r>
-            <w:t xml:space="preserve">Copyeditor, </w:t>
-          </w:r>
-          <w:r>
-            <w:t>Jaipur, Rajasthan</w:t>
-          </w:r>
-        </w:p>
-      </w:docPartBody>
-    </w:docPart>
-    <w:docPart>
-      <w:docPartPr>
-        <w:name w:val="6D3F3136E357464DB891F495BEC7C62C"/>
-        <w:category>
-          <w:name w:val="General"/>
-          <w:gallery w:val="placeholder"/>
-        </w:category>
-        <w:types>
-          <w:type w:val="bbPlcHdr"/>
-        </w:types>
-        <w:behaviors>
-          <w:behavior w:val="content"/>
-        </w:behaviors>
-        <w:guid w:val="{D0674C6F-5A93-4023-BF7E-2419B5C25FE6}"/>
-      </w:docPartPr>
-      <w:docPartBody>
-        <w:p>
-          <w:pPr>
-            <w:pStyle w:val="6D3F3136E357464DB891F495BEC7C62C"/>
-          </w:pPr>
-          <w:r>
-            <w:t>Paarivaarik Samaachaar</w:t>
-          </w:r>
-        </w:p>
-      </w:docPartBody>
-    </w:docPart>
-    <w:docPart>
-      <w:docPartPr>
-        <w:name w:val="FE42D19B558C4D608377847D6A20D6F5"/>
-        <w:category>
-          <w:name w:val="General"/>
-          <w:gallery w:val="placeholder"/>
-        </w:category>
-        <w:types>
-          <w:type w:val="bbPlcHdr"/>
-        </w:types>
-        <w:behaviors>
-          <w:behavior w:val="content"/>
-        </w:behaviors>
-        <w:guid w:val="{54A682CD-6000-4BEA-B563-0388CEF7EC86}"/>
-      </w:docPartPr>
-      <w:docPartBody>
-        <w:p>
-          <w:pPr>
-            <w:pStyle w:val="FE42D19B558C4D608377847D6A20D6F5"/>
-          </w:pPr>
-          <w:r>
-            <w:t>Edited manuscripts for various genres, including fiction, non-fiction, and young adult, ensuring consistency, clarity, and accuracy</w:t>
-          </w:r>
-        </w:p>
-      </w:docPartBody>
-    </w:docPart>
-    <w:docPart>
-      <w:docPartPr>
-        <w:name w:val="AB163E7F5DBB415B875F0BE5BD032FBE"/>
-        <w:category>
-          <w:name w:val="General"/>
-          <w:gallery w:val="placeholder"/>
-        </w:category>
-        <w:types>
-          <w:type w:val="bbPlcHdr"/>
-        </w:types>
-        <w:behaviors>
-          <w:behavior w:val="content"/>
-        </w:behaviors>
-        <w:guid w:val="{03E29110-3DB8-4495-AC46-7815B2454799}"/>
-      </w:docPartPr>
-      <w:docPartBody>
-        <w:p>
-          <w:pPr>
-            <w:pStyle w:val="AB163E7F5DBB415B875F0BE5BD032FBE"/>
-          </w:pPr>
-          <w:r>
-            <w:t>Education</w:t>
-          </w:r>
-        </w:p>
-      </w:docPartBody>
-    </w:docPart>
-    <w:docPart>
-      <w:docPartPr>
-        <w:name w:val="1A09C74938B54B9283D1BF17D2C2B863"/>
-        <w:category>
-          <w:name w:val="General"/>
-          <w:gallery w:val="placeholder"/>
-        </w:category>
-        <w:types>
-          <w:type w:val="bbPlcHdr"/>
-        </w:types>
-        <w:behaviors>
-          <w:behavior w:val="content"/>
-        </w:behaviors>
-        <w:guid w:val="{4306B694-AE55-4AA1-A8A1-8E61D978F34B}"/>
-      </w:docPartPr>
-      <w:docPartBody>
-        <w:p>
-          <w:pPr>
-            <w:pStyle w:val="1A09C74938B54B9283D1BF17D2C2B8633"/>
-          </w:pPr>
-          <w:r>
-            <w:rPr>
-              <w:rStyle w:val="NotBold"/>
-            </w:rPr>
-            <w:t>June 20XX</w:t>
-          </w:r>
-        </w:p>
-      </w:docPartBody>
-    </w:docPart>
-    <w:docPart>
-      <w:docPartPr>
-        <w:name w:val="4E6CBCF4A9064F1CAD5EAF45C0EB9400"/>
-        <w:category>
-          <w:name w:val="General"/>
-          <w:gallery w:val="placeholder"/>
-        </w:category>
-        <w:types>
-          <w:type w:val="bbPlcHdr"/>
-        </w:types>
-        <w:behaviors>
-          <w:behavior w:val="content"/>
-        </w:behaviors>
-        <w:guid w:val="{D2DAD4C9-FB17-4EFD-A79A-8D34CDF1E1DA}"/>
-      </w:docPartPr>
-      <w:docPartBody>
-        <w:p>
-          <w:pPr>
-            <w:pStyle w:val="4E6CBCF4A9064F1CAD5EAF45C0EB9400"/>
-          </w:pPr>
-          <w:r>
-            <w:t>Master of Fine Arts in Writing and Publishing</w:t>
-          </w:r>
-        </w:p>
-      </w:docPartBody>
-    </w:docPart>
-    <w:docPart>
-      <w:docPartPr>
-        <w:name w:val="617ED4EC0625476D8105AF94B12FE751"/>
-        <w:category>
-          <w:name w:val="General"/>
-          <w:gallery w:val="placeholder"/>
-        </w:category>
-        <w:types>
-          <w:type w:val="bbPlcHdr"/>
-        </w:types>
-        <w:behaviors>
-          <w:behavior w:val="content"/>
-        </w:behaviors>
-        <w:guid w:val="{C76F6202-76CD-451F-8F67-B95A66B21C4C}"/>
-      </w:docPartPr>
-      <w:docPartBody>
-        <w:p>
-          <w:pPr>
-            <w:pStyle w:val="617ED4EC0625476D8105AF94B12FE751"/>
-          </w:pPr>
-          <w:r>
-            <w:t>Ehsaas College of the Arts</w:t>
-          </w:r>
-        </w:p>
-      </w:docPartBody>
-    </w:docPart>
-    <w:docPart>
-      <w:docPartPr>
-        <w:name w:val="CAFE53DC2DD44B5CA5F9ED9545AAB95D"/>
-        <w:category>
-          <w:name w:val="General"/>
-          <w:gallery w:val="placeholder"/>
-        </w:category>
-        <w:types>
-          <w:type w:val="bbPlcHdr"/>
-        </w:types>
-        <w:behaviors>
-          <w:behavior w:val="content"/>
-        </w:behaviors>
-        <w:guid w:val="{BBC4BBD1-035D-4AD8-8166-0F84420F5E02}"/>
-      </w:docPartPr>
-      <w:docPartBody>
-        <w:p>
-          <w:pPr>
-            <w:pStyle w:val="CAFE53DC2DD44B5CA5F9ED9545AAB95D"/>
-          </w:pPr>
-          <w:r>
-            <w:t>Completed a rigorous curriculum in professional writing, publishing, and editorial practices</w:t>
-          </w:r>
-          <w:r>
-            <w:t>.</w:t>
-          </w:r>
-        </w:p>
-      </w:docPartBody>
-    </w:docPart>
-    <w:docPart>
-      <w:docPartPr>
-        <w:name w:val="35F7ACE96B5F421CA0238219EAD6BC17"/>
-        <w:category>
-          <w:name w:val="General"/>
-          <w:gallery w:val="placeholder"/>
-        </w:category>
-        <w:types>
-          <w:type w:val="bbPlcHdr"/>
-        </w:types>
-        <w:behaviors>
-          <w:behavior w:val="content"/>
-        </w:behaviors>
-        <w:guid w:val="{99C92EDF-B094-46F3-9A4C-1D0108E31949}"/>
-      </w:docPartPr>
-      <w:docPartBody>
-        <w:p>
-          <w:pPr>
-            <w:pStyle w:val="35F7ACE96B5F421CA0238219EAD6BC175"/>
-          </w:pPr>
-          <w:r>
-            <w:rPr>
-              <w:rStyle w:val="Heading1Char"/>
-            </w:rPr>
-            <w:t>Communication</w:t>
-          </w:r>
-        </w:p>
-      </w:docPartBody>
-    </w:docPart>
-    <w:docPart>
-      <w:docPartPr>
-        <w:name w:val="0BCC48D3681E40B4A97CCCD10C776EB5"/>
-        <w:category>
-          <w:name w:val="General"/>
-          <w:gallery w:val="placeholder"/>
-        </w:category>
-        <w:types>
-          <w:type w:val="bbPlcHdr"/>
-        </w:types>
-        <w:behaviors>
-          <w:behavior w:val="content"/>
-        </w:behaviors>
-        <w:guid w:val="{82273BA4-90CB-4B55-A1A4-F7252D6F5C68}"/>
-      </w:docPartPr>
-      <w:docPartBody>
-        <w:p>
-          <w:pPr>
-            <w:pStyle w:val="0BCC48D3681E40B4A97CCCD10C776EB5"/>
-          </w:pPr>
-          <w:r>
-            <w:t>Strong written and verbal communication skills, including the ability to provide constructive feedback and collaborate effectively with writers, editors, and other stakeholders.</w:t>
-          </w:r>
-        </w:p>
-      </w:docPartBody>
-    </w:docPart>
-    <w:docPart>
-      <w:docPartPr>
-        <w:name w:val="3300306457C94D739C4DB046D4CD2B5C"/>
-        <w:category>
-          <w:name w:val="General"/>
-          <w:gallery w:val="placeholder"/>
-        </w:category>
-        <w:types>
-          <w:type w:val="bbPlcHdr"/>
-        </w:types>
-        <w:behaviors>
-          <w:behavior w:val="content"/>
-        </w:behaviors>
-        <w:guid w:val="{9160925F-3326-4146-ACE6-9BFE264486FF}"/>
-      </w:docPartPr>
-      <w:docPartBody>
-        <w:p>
-          <w:pPr>
-            <w:pStyle w:val="3300306457C94D739C4DB046D4CD2B5C"/>
-          </w:pPr>
-          <w:r>
-            <w:t>Leadership</w:t>
-          </w:r>
-        </w:p>
-      </w:docPartBody>
-    </w:docPart>
-    <w:docPart>
-      <w:docPartPr>
-        <w:name w:val="2827B5ADD4C546109CE7C961D1337582"/>
-        <w:category>
-          <w:name w:val="General"/>
-          <w:gallery w:val="placeholder"/>
-        </w:category>
-        <w:types>
-          <w:type w:val="bbPlcHdr"/>
-        </w:types>
-        <w:behaviors>
-          <w:behavior w:val="content"/>
-        </w:behaviors>
-        <w:guid w:val="{C6D70B64-B756-4BB9-A2D8-24BCB91C56EC}"/>
-      </w:docPartPr>
-      <w:docPartBody>
-        <w:p>
-          <w:pPr>
-            <w:pStyle w:val="2827B5ADD4C546109CE7C961D1337582"/>
-          </w:pPr>
-          <w:r>
-            <w:t>Ability to manage multiple projects simultaneously and meet tight deadlines, while maintaining the highest standards of quality.</w:t>
-          </w:r>
-        </w:p>
-      </w:docPartBody>
-    </w:docPart>
-  </w:docParts>
-</w:glossaryDocument>
-</file>
-
-<file path=word/glossary/fontTable.xml><?xml version="1.0" encoding="utf-8"?>
-<w:fonts xmlns:mc="http://schemas.openxmlformats.org/markup-compatibility/2006" xmlns:r="http://schemas.openxmlformats.org/officeDocument/2006/relationships" xmlns:w="http://schemas.openxmlformats.org/wordprocessingml/2006/main" xmlns:w14="http://schemas.microsoft.com/office/word/2010/wordml" xmlns:w15="http://schemas.microsoft.com/office/word/2012/wordml" xmlns:w16cex="http://schemas.microsoft.com/office/word/2018/wordml/cex" xmlns:w16cid="http://schemas.microsoft.com/office/word/2016/wordml/cid" xmlns:w16="http://schemas.microsoft.com/office/word/2018/wordml" xmlns:w16du="http://schemas.microsoft.com/office/word/2023/wordml/word16du" xmlns:w16sdtdh="http://schemas.microsoft.com/office/word/2020/wordml/sdtdatahash" xmlns:w16se="http://schemas.microsoft.com/office/word/2015/wordml/symex" mc:Ignorable="w14 w15 w16se w16cid w16 w16cex w16sdtdh w16du">
-  <w:font w:name="Symbol">
-    <w:panose1 w:val="05050102010706020507"/>
-    <w:charset w:val="02"/>
-    <w:family w:val="roman"/>
-    <w:pitch w:val="variable"/>
-    <w:sig w:usb0="00000000" w:usb1="10000000" w:usb2="00000000" w:usb3="00000000" w:csb0="80000000" w:csb1="00000000"/>
-  </w:font>
-  <w:font w:name="Times New Roman">
-    <w:panose1 w:val="02020603050405020304"/>
-    <w:charset w:val="00"/>
-    <w:family w:val="roman"/>
-    <w:pitch w:val="variable"/>
-    <w:sig w:usb0="E0002EFF" w:usb1="C000785B" w:usb2="00000009" w:usb3="00000000" w:csb0="000001FF" w:csb1="00000000"/>
-  </w:font>
-  <w:font w:name="Calibri">
-    <w:panose1 w:val="020F0502020204030204"/>
-    <w:charset w:val="00"/>
-    <w:family w:val="swiss"/>
-    <w:pitch w:val="variable"/>
-    <w:sig w:usb0="E4002EFF" w:usb1="C000247B" w:usb2="00000009" w:usb3="00000000" w:csb0="000001FF" w:csb1="00000000"/>
-  </w:font>
-  <w:font w:name="MS Mincho">
-    <w:altName w:val="ＭＳ 明朝"/>
-    <w:panose1 w:val="02020609040205080304"/>
-    <w:charset w:val="80"/>
-    <w:family w:val="modern"/>
-    <w:pitch w:val="fixed"/>
-    <w:sig w:usb0="E00002FF" w:usb1="6AC7FDFB" w:usb2="08000012" w:usb3="00000000" w:csb0="0002009F" w:csb1="00000000"/>
-  </w:font>
-  <w:font w:name="Georgia">
-    <w:panose1 w:val="02040502050405020303"/>
-    <w:charset w:val="00"/>
-    <w:family w:val="roman"/>
-    <w:pitch w:val="variable"/>
-    <w:sig w:usb0="00000287" w:usb1="00000000" w:usb2="00000000" w:usb3="00000000" w:csb0="0000009F" w:csb1="00000000"/>
-  </w:font>
-  <w:font w:name="MS Gothic">
-    <w:altName w:val="ＭＳ ゴシック"/>
-    <w:panose1 w:val="020B0609070205080204"/>
-    <w:charset w:val="80"/>
-    <w:family w:val="modern"/>
-    <w:pitch w:val="fixed"/>
-    <w:sig w:usb0="E00002FF" w:usb1="6AC7FDFB" w:usb2="08000012" w:usb3="00000000" w:csb0="0002009F" w:csb1="00000000"/>
-  </w:font>
-  <w:font w:name="Tahoma (Headings CS)">
-    <w:altName w:val="Tahoma"/>
-    <w:panose1 w:val="00000000000000000000"/>
-    <w:charset w:val="00"/>
-    <w:family w:val="roman"/>
-    <w:notTrueType/>
-    <w:pitch w:val="default"/>
-  </w:font>
-  <w:font w:name="Tahoma (Body CS)">
-    <w:altName w:val="Tahoma"/>
-    <w:panose1 w:val="00000000000000000000"/>
-    <w:charset w:val="00"/>
-    <w:family w:val="roman"/>
-    <w:notTrueType/>
-    <w:pitch w:val="default"/>
-  </w:font>
-  <w:font w:name="Segoe UI">
-    <w:panose1 w:val="020B0502040204020203"/>
-    <w:charset w:val="00"/>
-    <w:family w:val="swiss"/>
-    <w:pitch w:val="variable"/>
-    <w:sig w:usb0="E4002EFF" w:usb1="C000E47F" w:usb2="00000009" w:usb3="00000000" w:csb0="000001FF" w:csb1="00000000"/>
-  </w:font>
-  <w:font w:name="Consolas">
-    <w:panose1 w:val="020B0609020204030204"/>
-    <w:charset w:val="00"/>
-    <w:family w:val="modern"/>
-    <w:pitch w:val="fixed"/>
-    <w:sig w:usb0="E00006FF" w:usb1="0000FCFF" w:usb2="00000001" w:usb3="00000000" w:csb0="0000019F" w:csb1="00000000"/>
-  </w:font>
-  <w:font w:name="Aptos">
-    <w:charset w:val="00"/>
-    <w:family w:val="swiss"/>
-    <w:pitch w:val="variable"/>
-    <w:sig w:usb0="20000287" w:usb1="00000003" w:usb2="00000000" w:usb3="00000000" w:csb0="0000019F" w:csb1="00000000"/>
-  </w:font>
-  <w:font w:name="Yu Mincho">
-    <w:charset w:val="80"/>
-    <w:family w:val="roman"/>
-    <w:pitch w:val="variable"/>
-    <w:sig w:usb0="800002E7" w:usb1="2AC7FCFF" w:usb2="00000012" w:usb3="00000000" w:csb0="0002009F" w:csb1="00000000"/>
-  </w:font>
-  <w:font w:name="Arial">
-    <w:panose1 w:val="020B0604020202020204"/>
-    <w:charset w:val="00"/>
-    <w:family w:val="swiss"/>
-    <w:pitch w:val="variable"/>
-    <w:sig w:usb0="E0002EFF" w:usb1="C000785B" w:usb2="00000009" w:usb3="00000000" w:csb0="000001FF" w:csb1="00000000"/>
-  </w:font>
-  <w:font w:name="Aptos Display">
-    <w:charset w:val="00"/>
-    <w:family w:val="swiss"/>
-    <w:pitch w:val="variable"/>
-    <w:sig w:usb0="20000287" w:usb1="00000003" w:usb2="00000000" w:usb3="00000000" w:csb0="0000019F" w:csb1="00000000"/>
-  </w:font>
-  <w:font w:name="Yu Gothic Light">
-    <w:panose1 w:val="020B0300000000000000"/>
-    <w:charset w:val="80"/>
-    <w:family w:val="swiss"/>
-    <w:pitch w:val="variable"/>
-    <w:sig w:usb0="E00002FF" w:usb1="2AC7FDFF" w:usb2="00000016" w:usb3="00000000" w:csb0="0002009F" w:csb1="00000000"/>
-  </w:font>
-</w:fonts>
-</file>
-
-<file path=word/glossary/settings2.xml><?xml version="1.0" encoding="utf-8"?>
-<w:settings xmlns:mc="http://schemas.openxmlformats.org/markup-compatibility/2006" xmlns:o="urn:schemas-microsoft-com:office:office" xmlns:r="http://schemas.openxmlformats.org/officeDocument/2006/relationships" xmlns:m="http://schemas.openxmlformats.org/officeDocument/2006/math" xmlns:v="urn:schemas-microsoft-com:vml" xmlns:w10="urn:schemas-microsoft-com:office:word" xmlns:w="http://schemas.openxmlformats.org/wordprocessingml/2006/main" xmlns:w14="http://schemas.microsoft.com/office/word/2010/wordml" xmlns:w15="http://schemas.microsoft.com/office/word/2012/wordml" xmlns:w16cex="http://schemas.microsoft.com/office/word/2018/wordml/cex" xmlns:w16cid="http://schemas.microsoft.com/office/word/2016/wordml/cid" xmlns:w16="http://schemas.microsoft.com/office/word/2018/wordml" xmlns:w16du="http://schemas.microsoft.com/office/word/2023/wordml/word16du" xmlns:w16sdtdh="http://schemas.microsoft.com/office/word/2020/wordml/sdtdatahash" xmlns:w16se="http://schemas.microsoft.com/office/word/2015/wordml/symex" xmlns:sl="http://schemas.openxmlformats.org/schemaLibrary/2006/main" mc:Ignorable="w14 w15 w16se w16cid w16 w16cex w16sdtdh w16du">
-  <w:view w:val="normal"/>
-  <w:defaultTabStop w:val="720"/>
-  <w:characterSpacingControl w:val="doNotCompress"/>
-  <w:compat>
-    <w:useFELayout/>
-    <w:compatSetting w:name="compatibilityMode" w:uri="http://schemas.microsoft.com/office/word" w:val="15"/>
-    <w:compatSetting w:name="overrideTableStyleFontSizeAndJustification" w:uri="http://schemas.microsoft.com/office/word" w:val="1"/>
-    <w:compatSetting w:name="enableOpenTypeFeatures" w:uri="http://schemas.microsoft.com/office/word" w:val="1"/>
-    <w:compatSetting w:name="doNotFlipMirrorIndents" w:uri="http://schemas.microsoft.com/office/word" w:val="1"/>
-    <w:compatSetting w:name="differentiateMultirowTableHeaders" w:uri="http://schemas.microsoft.com/office/word" w:val="1"/>
-    <w:compatSetting w:name="useWord2013TrackBottomHyphenation" w:uri="http://schemas.microsoft.com/office/word" w:val="1"/>
-  </w:compat>
-  <w:rsids>
-    <w:rsidRoot w:val="001D5399"/>
-    <w:rsid w:val="001B3AB2"/>
-    <w:rsid w:val="001D5399"/>
-    <w:rsid w:val="00286914"/>
-    <w:rsid w:val="002A5C75"/>
-    <w:rsid w:val="00395257"/>
-    <w:rsid w:val="004C04F3"/>
-    <w:rsid w:val="00592E7B"/>
-    <w:rsid w:val="00647800"/>
-    <w:rsid w:val="0097644A"/>
-    <w:rsid w:val="00BB7F9F"/>
-    <w:rsid w:val="00BC22DC"/>
-    <w:rsid w:val="00C9000E"/>
-    <w:rsid w:val="00D31FBD"/>
-    <w:rsid w:val="00DF4FB3"/>
-    <w:rsid w:val="00F94185"/>
-  </w:rsids>
-  <m:mathPr>
-    <m:mathFont m:val="Cambria Math"/>
-    <m:brkBin m:val="before"/>
-    <m:brkBinSub m:val="--"/>
-    <m:smallFrac m:val="0"/>
-    <m:dispDef/>
-    <m:lMargin m:val="0"/>
-    <m:rMargin m:val="0"/>
-    <m:defJc m:val="centerGroup"/>
-    <m:wrapIndent m:val="1440"/>
-    <m:intLim m:val="subSup"/>
-    <m:naryLim m:val="undOvr"/>
-  </m:mathPr>
-  <w:themeFontLang w:val="en-US" w:eastAsia="ja-JP" w:bidi="ar-SA"/>
-  <w:clrSchemeMapping w:bg1="light1" w:t1="dark1" w:bg2="light2" w:t2="dark2" w:accent1="accent1" w:accent2="accent2" w:accent3="accent3" w:accent4="accent4" w:accent5="accent5" w:accent6="accent6" w:hyperlink="hyperlink" w:followedHyperlink="followedHyperlink"/>
-  <w:decimalSymbol w:val="."/>
-  <w:listSeparator w:val=","/>
-  <w15:chartTrackingRefBased/>
-</w:settings>
-</file>
-
-<file path=word/glossary/styles.xml><?xml version="1.0" encoding="utf-8"?>
-<w:styles xmlns:mc="http://schemas.openxmlformats.org/markup-compatibility/2006" xmlns:r="http://schemas.openxmlformats.org/officeDocument/2006/relationships" xmlns:w="http://schemas.openxmlformats.org/wordprocessingml/2006/main" xmlns:w14="http://schemas.microsoft.com/office/word/2010/wordml" xmlns:w15="http://schemas.microsoft.com/office/word/2012/wordml" xmlns:w16cex="http://schemas.microsoft.com/office/word/2018/wordml/cex" xmlns:w16cid="http://schemas.microsoft.com/office/word/2016/wordml/cid" xmlns:w16="http://schemas.microsoft.com/office/word/2018/wordml" xmlns:w16du="http://schemas.microsoft.com/office/word/2023/wordml/word16du" xmlns:w16sdtdh="http://schemas.microsoft.com/office/word/2020/wordml/sdtdatahash" xmlns:w16se="http://schemas.microsoft.com/office/word/2015/wordml/symex" mc:Ignorable="w14 w15 w16se w16cid w16 w16cex w16sdtdh w16du">
-  <w:docDefaults>
-    <w:rPrDefault>
-      <w:rPr>
-        <w:rFonts w:asciiTheme="minorHAnsi" w:eastAsiaTheme="minorEastAsia" w:hAnsiTheme="minorHAnsi" w:cstheme="minorBidi"/>
-        <w:sz w:val="22"/>
-        <w:szCs w:val="22"/>
-        <w:lang w:val="en-US" w:eastAsia="en-US" w:bidi="ar-SA"/>
-      </w:rPr>
-    </w:rPrDefault>
-    <w:pPrDefault>
-      <w:pPr>
-        <w:spacing w:after="160" w:line="259" w:lineRule="auto"/>
-      </w:pPr>
-    </w:pPrDefault>
-  </w:docDefaults>
-  <w:latentStyles w:defLockedState="0" w:defUIPriority="99" w:defSemiHidden="0" w:defUnhideWhenUsed="0" w:defQFormat="0" w:count="376">
-    <w:lsdException w:name="Normal" w:uiPriority="0" w:qFormat="1"/>
-    <w:lsdException w:name="heading 1" w:uiPriority="4" w:qFormat="1"/>
-    <w:lsdException w:name="heading 2" w:semiHidden="1" w:uiPriority="9" w:unhideWhenUsed="1" w:qFormat="1"/>
-    <w:lsdException w:name="heading 3" w:semiHidden="1" w:uiPriority="9" w:unhideWhenUsed="1" w:qFormat="1"/>
-    <w:lsdException w:name="heading 4" w:semiHidden="1" w:uiPriority="9" w:unhideWhenUsed="1" w:qFormat="1"/>
-    <w:lsdException w:name="heading 5" w:semiHidden="1" w:uiPriority="9" w:unhideWhenUsed="1" w:qFormat="1"/>
-    <w:lsdException w:name="heading 6" w:semiHidden="1" w:uiPriority="9" w:unhideWhenUsed="1" w:qFormat="1"/>
-    <w:lsdException w:name="heading 7" w:semiHidden="1" w:uiPriority="9" w:unhideWhenUsed="1" w:qFormat="1"/>
-    <w:lsdException w:name="heading 8" w:semiHidden="1" w:uiPriority="9" w:unhideWhenUsed="1" w:qFormat="1"/>
-    <w:lsdException w:name="heading 9" w:semiHidden="1" w:uiPriority="9" w:unhideWhenUsed="1" w:qFormat="1"/>
-    <w:lsdException w:name="index 1" w:semiHidden="1" w:unhideWhenUsed="1"/>
-    <w:lsdException w:name="index 2" w:semiHidden="1" w:unhideWhenUsed="1"/>
-    <w:lsdException w:name="index 3" w:semiHidden="1" w:unhideWhenUsed="1"/>
-    <w:lsdException w:name="index 4" w:semiHidden="1" w:unhideWhenUsed="1"/>
-    <w:lsdException w:name="index 5" w:semiHidden="1" w:unhideWhenUsed="1"/>
-    <w:lsdException w:name="index 6" w:semiHidden="1" w:unhideWhenUsed="1"/>
-    <w:lsdException w:name="index 7" w:semiHidden="1" w:unhideWhenUsed="1"/>
-    <w:lsdException w:name="index 8" w:semiHidden="1" w:unhideWhenUsed="1"/>
-    <w:lsdException w:name="index 9" w:semiHidden="1" w:unhideWhenUsed="1"/>
-    <w:lsdException w:name="toc 1" w:semiHidden="1" w:uiPriority="39" w:unhideWhenUsed="1"/>
-    <w:lsdException w:name="toc 2" w:semiHidden="1" w:uiPriority="39" w:unhideWhenUsed="1"/>
-    <w:lsdException w:name="toc 3" w:semiHidden="1" w:uiPriority="39" w:unhideWhenUsed="1"/>
-    <w:lsdException w:name="toc 4" w:semiHidden="1" w:uiPriority="39" w:unhideWhenUsed="1"/>
-    <w:lsdException w:name="toc 5" w:semiHidden="1" w:uiPriority="39" w:unhideWhenUsed="1"/>
-    <w:lsdException w:name="toc 6" w:semiHidden="1" w:uiPriority="39" w:unhideWhenUsed="1"/>
-    <w:lsdException w:name="toc 7" w:semiHidden="1" w:uiPriority="39" w:unhideWhenUsed="1"/>
-    <w:lsdException w:name="toc 8" w:semiHidden="1" w:uiPriority="39" w:unhideWhenUsed="1"/>
-    <w:lsdException w:name="toc 9" w:semiHidden="1" w:uiPriority="39" w:unhideWhenUsed="1"/>
-    <w:lsdException w:name="Normal Indent" w:semiHidden="1" w:unhideWhenUsed="1"/>
-    <w:lsdException w:name="footnote text" w:semiHidden="1" w:unhideWhenUsed="1"/>
-    <w:lsdException w:name="annotation text" w:semiHidden="1" w:unhideWhenUsed="1"/>
-    <w:lsdException w:name="header" w:semiHidden="1" w:unhideWhenUsed="1"/>
-    <w:lsdException w:name="footer" w:semiHidden="1" w:unhideWhenUsed="1"/>
-    <w:lsdException w:name="index heading" w:semiHidden="1" w:unhideWhenUsed="1"/>
-    <w:lsdException w:name="caption" w:semiHidden="1" w:uiPriority="35" w:unhideWhenUsed="1" w:qFormat="1"/>
-    <w:lsdException w:name="table of figures" w:semiHidden="1" w:unhideWhenUsed="1"/>
-    <w:lsdException w:name="envelope address" w:semiHidden="1" w:unhideWhenUsed="1"/>
-    <w:lsdException w:name="envelope return" w:semiHidden="1" w:unhideWhenUsed="1"/>
-    <w:lsdException w:name="footnote reference" w:semiHidden="1" w:unhideWhenUsed="1"/>
-    <w:lsdException w:name="annotation reference" w:semiHidden="1" w:unhideWhenUsed="1"/>
-    <w:lsdException w:name="line number" w:semiHidden="1" w:unhideWhenUsed="1"/>
-    <w:lsdException w:name="page number" w:semiHidden="1" w:unhideWhenUsed="1"/>
-    <w:lsdException w:name="endnote reference" w:semiHidden="1" w:unhideWhenUsed="1"/>
-    <w:lsdException w:name="endnote text" w:semiHidden="1" w:unhideWhenUsed="1"/>
-    <w:lsdException w:name="table of authorities" w:semiHidden="1" w:unhideWhenUsed="1"/>
-    <w:lsdException w:name="macro" w:semiHidden="1" w:unhideWhenUsed="1"/>
-    <w:lsdException w:name="toa heading" w:semiHidden="1" w:unhideWhenUsed="1"/>
-    <w:lsdException w:name="List" w:semiHidden="1" w:unhideWhenUsed="1"/>
-    <w:lsdException w:name="List Bullet" w:semiHidden="1" w:unhideWhenUsed="1"/>
-    <w:lsdException w:name="List Number" w:semiHidden="1" w:unhideWhenUsed="1"/>
-    <w:lsdException w:name="List 2" w:semiHidden="1" w:unhideWhenUsed="1"/>
-    <w:lsdException w:name="List 3" w:semiHidden="1" w:unhideWhenUsed="1"/>
-    <w:lsdException w:name="List 4" w:semiHidden="1" w:unhideWhenUsed="1"/>
-    <w:lsdException w:name="List 5" w:semiHidden="1" w:unhideWhenUsed="1"/>
-    <w:lsdException w:name="List Bullet 2" w:semiHidden="1" w:unhideWhenUsed="1"/>
-    <w:lsdException w:name="List Bullet 3" w:semiHidden="1" w:unhideWhenUsed="1"/>
-    <w:lsdException w:name="List Bullet 4" w:semiHidden="1" w:unhideWhenUsed="1"/>
-    <w:lsdException w:name="List Bullet 5" w:semiHidden="1" w:unhideWhenUsed="1"/>
-    <w:lsdException w:name="List Number 2" w:semiHidden="1" w:unhideWhenUsed="1"/>
-    <w:lsdException w:name="List Number 3" w:semiHidden="1" w:unhideWhenUsed="1"/>
-    <w:lsdException w:name="List Number 4" w:semiHidden="1" w:unhideWhenUsed="1"/>
-    <w:lsdException w:name="List Number 5" w:semiHidden="1" w:unhideWhenUsed="1"/>
-    <w:lsdException w:name="Title" w:uiPriority="10" w:qFormat="1"/>
-    <w:lsdException w:name="Closing" w:semiHidden="1" w:unhideWhenUsed="1"/>
-    <w:lsdException w:name="Signature" w:semiHidden="1" w:unhideWhenUsed="1"/>
-    <w:lsdException w:name="Default Paragraph Font" w:semiHidden="1" w:uiPriority="1" w:unhideWhenUsed="1"/>
-    <w:lsdException w:name="Body Text" w:semiHidden="1" w:unhideWhenUsed="1"/>
-    <w:lsdException w:name="Body Text Indent" w:semiHidden="1" w:unhideWhenUsed="1"/>
-    <w:lsdException w:name="List Continue" w:semiHidden="1" w:unhideWhenUsed="1"/>
-    <w:lsdException w:name="List Continue 2" w:semiHidden="1" w:unhideWhenUsed="1"/>
-    <w:lsdException w:name="List Continue 3" w:semiHidden="1" w:unhideWhenUsed="1"/>
-    <w:lsdException w:name="List Continue 4" w:semiHidden="1" w:unhideWhenUsed="1"/>
-    <w:lsdException w:name="List Continue 5" w:semiHidden="1" w:unhideWhenUsed="1"/>
-    <w:lsdException w:name="Message Header" w:semiHidden="1" w:unhideWhenUsed="1"/>
-    <w:lsdException w:name="Subtitle" w:uiPriority="11" w:qFormat="1"/>
-    <w:lsdException w:name="Salutation" w:semiHidden="1" w:unhideWhenUsed="1"/>
-    <w:lsdException w:name="Date" w:semiHidden="1" w:unhideWhenUsed="1"/>
-    <w:lsdException w:name="Body Text First Indent" w:semiHidden="1" w:unhideWhenUsed="1"/>
-    <w:lsdException w:name="Body Text First Indent 2" w:semiHidden="1" w:unhideWhenUsed="1"/>
-    <w:lsdException w:name="Note Heading" w:semiHidden="1" w:unhideWhenUsed="1"/>
-    <w:lsdException w:name="Body Text 2" w:semiHidden="1" w:unhideWhenUsed="1"/>
-    <w:lsdException w:name="Body Text 3" w:semiHidden="1" w:unhideWhenUsed="1"/>
-    <w:lsdException w:name="Body Text Indent 2" w:semiHidden="1" w:unhideWhenUsed="1"/>
-    <w:lsdException w:name="Body Text Indent 3" w:semiHidden="1" w:unhideWhenUsed="1"/>
-    <w:lsdException w:name="Block Text" w:semiHidden="1" w:unhideWhenUsed="1"/>
-    <w:lsdException w:name="Hyperlink" w:semiHidden="1" w:unhideWhenUsed="1"/>
-    <w:lsdException w:name="FollowedHyperlink" w:semiHidden="1" w:unhideWhenUsed="1"/>
-    <w:lsdException w:name="Strong" w:uiPriority="22" w:qFormat="1"/>
-    <w:lsdException w:name="Emphasis" w:uiPriority="20" w:qFormat="1"/>
-    <w:lsdException w:name="Document Map" w:semiHidden="1" w:unhideWhenUsed="1"/>
-    <w:lsdException w:name="Plain Text" w:semiHidden="1" w:unhideWhenUsed="1"/>
-    <w:lsdException w:name="E-mail Signature" w:semiHidden="1" w:unhideWhenUsed="1"/>
-    <w:lsdException w:name="HTML Top of Form" w:semiHidden="1" w:unhideWhenUsed="1"/>
-    <w:lsdException w:name="HTML Bottom of Form" w:semiHidden="1" w:unhideWhenUsed="1"/>
-    <w:lsdException w:name="Normal (Web)" w:semiHidden="1" w:unhideWhenUsed="1"/>
-    <w:lsdException w:name="HTML Acronym" w:semiHidden="1" w:unhideWhenUsed="1"/>
-    <w:lsdException w:name="HTML Address" w:semiHidden="1" w:unhideWhenUsed="1"/>
-    <w:lsdException w:name="HTML Cite" w:semiHidden="1" w:unhideWhenUsed="1"/>
-    <w:lsdException w:name="HTML Code" w:semiHidden="1" w:unhideWhenUsed="1"/>
-    <w:lsdException w:name="HTML Definition" w:semiHidden="1" w:unhideWhenUsed="1"/>
-    <w:lsdException w:name="HTML Keyboard" w:semiHidden="1" w:unhideWhenUsed="1"/>
-    <w:lsdException w:name="HTML Preformatted" w:semiHidden="1" w:unhideWhenUsed="1"/>
-    <w:lsdException w:name="HTML Sample" w:semiHidden="1" w:unhideWhenUsed="1"/>
-    <w:lsdException w:name="HTML Typewriter" w:semiHidden="1" w:unhideWhenUsed="1"/>
-    <w:lsdException w:name="HTML Variable" w:semiHidden="1" w:unhideWhenUsed="1"/>
-    <w:lsdException w:name="Normal Table" w:semiHidden="1" w:unhideWhenUsed="1"/>
-    <w:lsdException w:name="annotation subject" w:semiHidden="1" w:unhideWhenUsed="1"/>
-    <w:lsdException w:name="No List" w:semiHidden="1" w:unhideWhenUsed="1"/>
-    <w:lsdException w:name="Outline List 1" w:semiHidden="1" w:unhideWhenUsed="1"/>
-    <w:lsdException w:name="Outline List 2" w:semiHidden="1" w:unhideWhenUsed="1"/>
-    <w:lsdException w:name="Outline List 3" w:semiHidden="1" w:unhideWhenUsed="1"/>
-    <w:lsdException w:name="Table Simple 1" w:semiHidden="1" w:unhideWhenUsed="1"/>
-    <w:lsdException w:name="Table Simple 2" w:semiHidden="1" w:unhideWhenUsed="1"/>
-    <w:lsdException w:name="Table Simple 3" w:semiHidden="1" w:unhideWhenUsed="1"/>
-    <w:lsdException w:name="Table Classic 1" w:semiHidden="1" w:unhideWhenUsed="1"/>
-    <w:lsdException w:name="Table Classic 2" w:semiHidden="1" w:unhideWhenUsed="1"/>
-    <w:lsdException w:name="Table Classic 3" w:semiHidden="1" w:unhideWhenUsed="1"/>
-    <w:lsdException w:name="Table Classic 4" w:semiHidden="1" w:unhideWhenUsed="1"/>
-    <w:lsdException w:name="Table Colorful 1" w:semiHidden="1" w:unhideWhenUsed="1"/>
-    <w:lsdException w:name="Table Colorful 2" w:semiHidden="1" w:unhideWhenUsed="1"/>
-    <w:lsdException w:name="Table Colorful 3" w:semiHidden="1" w:unhideWhenUsed="1"/>
-    <w:lsdException w:name="Table Columns 1" w:semiHidden="1" w:unhideWhenUsed="1"/>
-    <w:lsdException w:name="Table Columns 2" w:semiHidden="1" w:unhideWhenUsed="1"/>
-    <w:lsdException w:name="Table Columns 3" w:semiHidden="1" w:unhideWhenUsed="1"/>
-    <w:lsdException w:name="Table Columns 4" w:semiHidden="1" w:unhideWhenUsed="1"/>
-    <w:lsdException w:name="Table Columns 5" w:semiHidden="1" w:unhideWhenUsed="1"/>
-    <w:lsdException w:name="Table Grid 1" w:semiHidden="1" w:unhideWhenUsed="1"/>
-    <w:lsdException w:name="Table Grid 2" w:semiHidden="1" w:unhideWhenUsed="1"/>
-    <w:lsdException w:name="Table Grid 3" w:semiHidden="1" w:unhideWhenUsed="1"/>
-    <w:lsdException w:name="Table Grid 4" w:semiHidden="1" w:unhideWhenUsed="1"/>
-    <w:lsdException w:name="Table Grid 5" w:semiHidden="1" w:unhideWhenUsed="1"/>
-    <w:lsdException w:name="Table Grid 6" w:semiHidden="1" w:unhideWhenUsed="1"/>
-    <w:lsdException w:name="Table Grid 7" w:semiHidden="1" w:unhideWhenUsed="1"/>
-    <w:lsdException w:name="Table Grid 8" w:semiHidden="1" w:unhideWhenUsed="1"/>
-    <w:lsdException w:name="Table List 1" w:semiHidden="1" w:unhideWhenUsed="1"/>
-    <w:lsdException w:name="Table List 2" w:semiHidden="1" w:unhideWhenUsed="1"/>
-    <w:lsdException w:name="Table List 3" w:semiHidden="1" w:unhideWhenUsed="1"/>
-    <w:lsdException w:name="Table List 4" w:semiHidden="1" w:unhideWhenUsed="1"/>
-    <w:lsdException w:name="Table List 5" w:semiHidden="1" w:unhideWhenUsed="1"/>
-    <w:lsdException w:name="Table List 6" w:semiHidden="1" w:unhideWhenUsed="1"/>
-    <w:lsdException w:name="Table List 7" w:semiHidden="1" w:unhideWhenUsed="1"/>
-    <w:lsdException w:name="Table List 8" w:semiHidden="1" w:unhideWhenUsed="1"/>
-    <w:lsdException w:name="Table 3D effects 1" w:semiHidden="1" w:unhideWhenUsed="1"/>
-    <w:lsdException w:name="Table 3D effects 2" w:semiHidden="1" w:unhideWhenUsed="1"/>
-    <w:lsdException w:name="Table 3D effects 3" w:semiHidden="1" w:unhideWhenUsed="1"/>
-    <w:lsdException w:name="Table Contemporary" w:semiHidden="1" w:unhideWhenUsed="1"/>
-    <w:lsdException w:name="Table Elegant" w:semiHidden="1" w:unhideWhenUsed="1"/>
-    <w:lsdException w:name="Table Professional" w:semiHidden="1" w:unhideWhenUsed="1"/>
-    <w:lsdException w:name="Table Subtle 1" w:semiHidden="1" w:unhideWhenUsed="1"/>
-    <w:lsdException w:name="Table Subtle 2" w:semiHidden="1" w:unhideWhenUsed="1"/>
-    <w:lsdException w:name="Table Web 1" w:semiHidden="1" w:unhideWhenUsed="1"/>
-    <w:lsdException w:name="Table Web 2" w:semiHidden="1" w:unhideWhenUsed="1"/>
-    <w:lsdException w:name="Table Web 3" w:semiHidden="1" w:unhideWhenUsed="1"/>
-    <w:lsdException w:name="Balloon Text" w:semiHidden="1" w:unhideWhenUsed="1"/>
-    <w:lsdException w:name="Table Grid" w:uiPriority="39"/>
-    <w:lsdException w:name="Table Theme" w:semiHidden="1" w:unhideWhenUsed="1"/>
-    <w:lsdException w:name="Placeholder Text" w:semiHidden="1"/>
-    <w:lsdException w:name="No Spacing" w:uiPriority="1" w:qFormat="1"/>
-    <w:lsdException w:name="Light Shading" w:uiPriority="60"/>
-    <w:lsdException w:name="Light List" w:uiPriority="61"/>
-    <w:lsdException w:name="Light Grid" w:uiPriority="62"/>
-    <w:lsdException w:name="Medium Shading 1" w:uiPriority="63"/>
-    <w:lsdException w:name="Medium Shading 2" w:uiPriority="64"/>
-    <w:lsdException w:name="Medium List 1" w:uiPriority="65"/>
-    <w:lsdException w:name="Medium List 2" w:uiPriority="66"/>
-    <w:lsdException w:name="Medium Grid 1" w:uiPriority="67"/>
-    <w:lsdException w:name="Medium Grid 2" w:uiPriority="68"/>
-    <w:lsdException w:name="Medium Grid 3" w:uiPriority="69"/>
-    <w:lsdException w:name="Dark List" w:uiPriority="70"/>
-    <w:lsdException w:name="Colorful Shading" w:uiPriority="71"/>
-    <w:lsdException w:name="Colorful List" w:uiPriority="72"/>
-    <w:lsdException w:name="Colorful Grid" w:uiPriority="73"/>
-    <w:lsdException w:name="Light Shading Accent 1" w:uiPriority="60"/>
-    <w:lsdException w:name="Light List Accent 1" w:uiPriority="61"/>
-    <w:lsdException w:name="Light Grid Accent 1" w:uiPriority="62"/>
-    <w:lsdException w:name="Medium Shading 1 Accent 1" w:uiPriority="63"/>
-    <w:lsdException w:name="Medium Shading 2 Accent 1" w:uiPriority="64"/>
-    <w:lsdException w:name="Medium List 1 Accent 1" w:uiPriority="65"/>
-    <w:lsdException w:name="Revision" w:semiHidden="1"/>
-    <w:lsdException w:name="List Paragraph" w:uiPriority="34" w:qFormat="1"/>
-    <w:lsdException w:name="Quote" w:uiPriority="29" w:qFormat="1"/>
-    <w:lsdException w:name="Intense Quote" w:uiPriority="30" w:qFormat="1"/>
-    <w:lsdException w:name="Medium List 2 Accent 1" w:uiPriority="66"/>
-    <w:lsdException w:name="Medium Grid 1 Accent 1" w:uiPriority="67"/>
-    <w:lsdException w:name="Medium Grid 2 Accent 1" w:uiPriority="68"/>
-    <w:lsdException w:name="Medium Grid 3 Accent 1" w:uiPriority="69"/>
-    <w:lsdException w:name="Dark List Accent 1" w:uiPriority="70"/>
-    <w:lsdException w:name="Colorful Shading Accent 1" w:uiPriority="71"/>
-    <w:lsdException w:name="Colorful List Accent 1" w:uiPriority="72"/>
-    <w:lsdException w:name="Colorful Grid Accent 1" w:uiPriority="73"/>
-    <w:lsdException w:name="Light Shading Accent 2" w:uiPriority="60"/>
-    <w:lsdException w:name="Light List Accent 2" w:uiPriority="61"/>
-    <w:lsdException w:name="Light Grid Accent 2" w:uiPriority="62"/>
-    <w:lsdException w:name="Medium Shading 1 Accent 2" w:uiPriority="63"/>
-    <w:lsdException w:name="Medium Shading 2 Accent 2" w:uiPriority="64"/>
-    <w:lsdException w:name="Medium List 1 Accent 2" w:uiPriority="65"/>
-    <w:lsdException w:name="Medium List 2 Accent 2" w:uiPriority="66"/>
-    <w:lsdException w:name="Medium Grid 1 Accent 2" w:uiPriority="67"/>
-    <w:lsdException w:name="Medium Grid 2 Accent 2" w:uiPriority="68"/>
-    <w:lsdException w:name="Medium Grid 3 Accent 2" w:uiPriority="69"/>
-    <w:lsdException w:name="Dark List Accent 2" w:uiPriority="70"/>
-    <w:lsdException w:name="Colorful Shading Accent 2" w:uiPriority="71"/>
-    <w:lsdException w:name="Colorful List Accent 2" w:uiPriority="72"/>
-    <w:lsdException w:name="Colorful Grid Accent 2" w:uiPriority="73"/>
-    <w:lsdException w:name="Light Shading Accent 3" w:uiPriority="60"/>
-    <w:lsdException w:name="Light List Accent 3" w:uiPriority="61"/>
-    <w:lsdException w:name="Light Grid Accent 3" w:uiPriority="62"/>
-    <w:lsdException w:name="Medium Shading 1 Accent 3" w:uiPriority="63"/>
-    <w:lsdException w:name="Medium Shading 2 Accent 3" w:uiPriority="64"/>
-    <w:lsdException w:name="Medium List 1 Accent 3" w:uiPriority="65"/>
-    <w:lsdException w:name="Medium List 2 Accent 3" w:uiPriority="66"/>
-    <w:lsdException w:name="Medium Grid 1 Accent 3" w:uiPriority="67"/>
-    <w:lsdException w:name="Medium Grid 2 Accent 3" w:uiPriority="68"/>
-    <w:lsdException w:name="Medium Grid 3 Accent 3" w:uiPriority="69"/>
-    <w:lsdException w:name="Dark List Accent 3" w:uiPriority="70"/>
-    <w:lsdException w:name="Colorful Shading Accent 3" w:uiPriority="71"/>
-    <w:lsdException w:name="Colorful List Accent 3" w:uiPriority="72"/>
-    <w:lsdException w:name="Colorful Grid Accent 3" w:uiPriority="73"/>
-    <w:lsdException w:name="Light Shading Accent 4" w:uiPriority="60"/>
-    <w:lsdException w:name="Light List Accent 4" w:uiPriority="61"/>
-    <w:lsdException w:name="Light Grid Accent 4" w:uiPriority="62"/>
-    <w:lsdException w:name="Medium Shading 1 Accent 4" w:uiPriority="63"/>
-    <w:lsdException w:name="Medium Shading 2 Accent 4" w:uiPriority="64"/>
-    <w:lsdException w:name="Medium List 1 Accent 4" w:uiPriority="65"/>
-    <w:lsdException w:name="Medium List 2 Accent 4" w:uiPriority="66"/>
-    <w:lsdException w:name="Medium Grid 1 Accent 4" w:uiPriority="67"/>
-    <w:lsdException w:name="Medium Grid 2 Accent 4" w:uiPriority="68"/>
-    <w:lsdException w:name="Medium Grid 3 Accent 4" w:uiPriority="69"/>
-    <w:lsdException w:name="Dark List Accent 4" w:uiPriority="70"/>
-    <w:lsdException w:name="Colorful Shading Accent 4" w:uiPriority="71"/>
-    <w:lsdException w:name="Colorful List Accent 4" w:uiPriority="72"/>
-    <w:lsdException w:name="Colorful Grid Accent 4" w:uiPriority="73"/>
-    <w:lsdException w:name="Light Shading Accent 5" w:uiPriority="60"/>
-    <w:lsdException w:name="Light List Accent 5" w:uiPriority="61"/>
-    <w:lsdException w:name="Light Grid Accent 5" w:uiPriority="62"/>
-    <w:lsdException w:name="Medium Shading 1 Accent 5" w:uiPriority="63"/>
-    <w:lsdException w:name="Medium Shading 2 Accent 5" w:uiPriority="64"/>
-    <w:lsdException w:name="Medium List 1 Accent 5" w:uiPriority="65"/>
-    <w:lsdException w:name="Medium List 2 Accent 5" w:uiPriority="66"/>
-    <w:lsdException w:name="Medium Grid 1 Accent 5" w:uiPriority="67"/>
-    <w:lsdException w:name="Medium Grid 2 Accent 5" w:uiPriority="68"/>
-    <w:lsdException w:name="Medium Grid 3 Accent 5" w:uiPriority="69"/>
-    <w:lsdException w:name="Dark List Accent 5" w:uiPriority="70"/>
-    <w:lsdException w:name="Colorful Shading Accent 5" w:uiPriority="71"/>
-    <w:lsdException w:name="Colorful List Accent 5" w:uiPriority="72"/>
-    <w:lsdException w:name="Colorful Grid Accent 5" w:uiPriority="73"/>
-    <w:lsdException w:name="Light Shading Accent 6" w:uiPriority="60"/>
-    <w:lsdException w:name="Light List Accent 6" w:uiPriority="61"/>
-    <w:lsdException w:name="Light Grid Accent 6" w:uiPriority="62"/>
-    <w:lsdException w:name="Medium Shading 1 Accent 6" w:uiPriority="63"/>
-    <w:lsdException w:name="Medium Shading 2 Accent 6" w:uiPriority="64"/>
-    <w:lsdException w:name="Medium List 1 Accent 6" w:uiPriority="65"/>
-    <w:lsdException w:name="Medium List 2 Accent 6" w:uiPriority="66"/>
-    <w:lsdException w:name="Medium Grid 1 Accent 6" w:uiPriority="67"/>
-    <w:lsdException w:name="Medium Grid 2 Accent 6" w:uiPriority="68"/>
-    <w:lsdException w:name="Medium Grid 3 Accent 6" w:uiPriority="69"/>
-    <w:lsdException w:name="Dark List Accent 6" w:uiPriority="70"/>
-    <w:lsdException w:name="Colorful Shading Accent 6" w:uiPriority="71"/>
-    <w:lsdException w:name="Colorful List Accent 6" w:uiPriority="72"/>
-    <w:lsdException w:name="Colorful Grid Accent 6" w:uiPriority="73"/>
-    <w:lsdException w:name="Subtle Emphasis" w:uiPriority="19" w:qFormat="1"/>
-    <w:lsdException w:name="Intense Emphasis" w:uiPriority="21" w:qFormat="1"/>
-    <w:lsdException w:name="Subtle Reference" w:uiPriority="31" w:qFormat="1"/>
-    <w:lsdException w:name="Intense Reference" w:uiPriority="32" w:qFormat="1"/>
-    <w:lsdException w:name="Book Title" w:uiPriority="33" w:qFormat="1"/>
-    <w:lsdException w:name="Bibliography" w:semiHidden="1" w:uiPriority="37" w:unhideWhenUsed="1"/>
-    <w:lsdException w:name="TOC Heading" w:semiHidden="1" w:uiPriority="39" w:unhideWhenUsed="1" w:qFormat="1"/>
-    <w:lsdException w:name="Plain Table 1" w:uiPriority="41"/>
-    <w:lsdException w:name="Plain Table 2" w:uiPriority="42"/>
-    <w:lsdException w:name="Plain Table 3" w:uiPriority="43"/>
-    <w:lsdException w:name="Plain Table 4" w:uiPriority="44"/>
-    <w:lsdException w:name="Plain Table 5" w:uiPriority="45"/>
-    <w:lsdException w:name="Grid Table Light" w:uiPriority="40"/>
-    <w:lsdException w:name="Grid Table 1 Light" w:uiPriority="46"/>
-    <w:lsdException w:name="Grid Table 2" w:uiPriority="47"/>
-    <w:lsdException w:name="Grid Table 3" w:uiPriority="48"/>
-    <w:lsdException w:name="Grid Table 4" w:uiPriority="49"/>
-    <w:lsdException w:name="Grid Table 5 Dark" w:uiPriority="50"/>
-    <w:lsdException w:name="Grid Table 6 Colorful" w:uiPriority="51"/>
-    <w:lsdException w:name="Grid Table 7 Colorful" w:uiPriority="52"/>
-    <w:lsdException w:name="Grid Table 1 Light Accent 1" w:uiPriority="46"/>
-    <w:lsdException w:name="Grid Table 2 Accent 1" w:uiPriority="47"/>
-    <w:lsdException w:name="Grid Table 3 Accent 1" w:uiPriority="48"/>
-    <w:lsdException w:name="Grid Table 4 Accent 1" w:uiPriority="49"/>
-    <w:lsdException w:name="Grid Table 5 Dark Accent 1" w:uiPriority="50"/>
-    <w:lsdException w:name="Grid Table 6 Colorful Accent 1" w:uiPriority="51"/>
-    <w:lsdException w:name="Grid Table 7 Colorful Accent 1" w:uiPriority="52"/>
-    <w:lsdException w:name="Grid Table 1 Light Accent 2" w:uiPriority="46"/>
-    <w:lsdException w:name="Grid Table 2 Accent 2" w:uiPriority="47"/>
-    <w:lsdException w:name="Grid Table 3 Accent 2" w:uiPriority="48"/>
-    <w:lsdException w:name="Grid Table 4 Accent 2" w:uiPriority="49"/>
-    <w:lsdException w:name="Grid Table 5 Dark Accent 2" w:uiPriority="50"/>
-    <w:lsdException w:name="Grid Table 6 Colorful Accent 2" w:uiPriority="51"/>
-    <w:lsdException w:name="Grid Table 7 Colorful Accent 2" w:uiPriority="52"/>
-    <w:lsdException w:name="Grid Table 1 Light Accent 3" w:uiPriority="46"/>
-    <w:lsdException w:name="Grid Table 2 Accent 3" w:uiPriority="47"/>
-    <w:lsdException w:name="Grid Table 3 Accent 3" w:uiPriority="48"/>
-    <w:lsdException w:name="Grid Table 4 Accent 3" w:uiPriority="49"/>
-    <w:lsdException w:name="Grid Table 5 Dark Accent 3" w:uiPriority="50"/>
-    <w:lsdException w:name="Grid Table 6 Colorful Accent 3" w:uiPriority="51"/>
-    <w:lsdException w:name="Grid Table 7 Colorful Accent 3" w:uiPriority="52"/>
-    <w:lsdException w:name="Grid Table 1 Light Accent 4" w:uiPriority="46"/>
-    <w:lsdException w:name="Grid Table 2 Accent 4" w:uiPriority="47"/>
-    <w:lsdException w:name="Grid Table 3 Accent 4" w:uiPriority="48"/>
-    <w:lsdException w:name="Grid Table 4 Accent 4" w:uiPriority="49"/>
-    <w:lsdException w:name="Grid Table 5 Dark Accent 4" w:uiPriority="50"/>
-    <w:lsdException w:name="Grid Table 6 Colorful Accent 4" w:uiPriority="51"/>
-    <w:lsdException w:name="Grid Table 7 Colorful Accent 4" w:uiPriority="52"/>
-    <w:lsdException w:name="Grid Table 1 Light Accent 5" w:uiPriority="46"/>
-    <w:lsdException w:name="Grid Table 2 Accent 5" w:uiPriority="47"/>
-    <w:lsdException w:name="Grid Table 3 Accent 5" w:uiPriority="48"/>
-    <w:lsdException w:name="Grid Table 4 Accent 5" w:uiPriority="49"/>
-    <w:lsdException w:name="Grid Table 5 Dark Accent 5" w:uiPriority="50"/>
-    <w:lsdException w:name="Grid Table 6 Colorful Accent 5" w:uiPriority="51"/>
-    <w:lsdException w:name="Grid Table 7 Colorful Accent 5" w:uiPriority="52"/>
-    <w:lsdException w:name="Grid Table 1 Light Accent 6" w:uiPriority="46"/>
-    <w:lsdException w:name="Grid Table 2 Accent 6" w:uiPriority="47"/>
-    <w:lsdException w:name="Grid Table 3 Accent 6" w:uiPriority="48"/>
-    <w:lsdException w:name="Grid Table 4 Accent 6" w:uiPriority="49"/>
-    <w:lsdException w:name="Grid Table 5 Dark Accent 6" w:uiPriority="50"/>
-    <w:lsdException w:name="Grid Table 6 Colorful Accent 6" w:uiPriority="51"/>
-    <w:lsdException w:name="Grid Table 7 Colorful Accent 6" w:uiPriority="52"/>
-    <w:lsdException w:name="List Table 1 Light" w:uiPriority="46"/>
-    <w:lsdException w:name="List Table 2" w:uiPriority="47"/>
-    <w:lsdException w:name="List Table 3" w:uiPriority="48"/>
-    <w:lsdException w:name="List Table 4" w:uiPriority="49"/>
-    <w:lsdException w:name="List Table 5 Dark" w:uiPriority="50"/>
-    <w:lsdException w:name="List Table 6 Colorful" w:uiPriority="51"/>
-    <w:lsdException w:name="List Table 7 Colorful" w:uiPriority="52"/>
-    <w:lsdException w:name="List Table 1 Light Accent 1" w:uiPriority="46"/>
-    <w:lsdException w:name="List Table 2 Accent 1" w:uiPriority="47"/>
-    <w:lsdException w:name="List Table 3 Accent 1" w:uiPriority="48"/>
-    <w:lsdException w:name="List Table 4 Accent 1" w:uiPriority="49"/>
-    <w:lsdException w:name="List Table 5 Dark Accent 1" w:uiPriority="50"/>
-    <w:lsdException w:name="List Table 6 Colorful Accent 1" w:uiPriority="51"/>
-    <w:lsdException w:name="List Table 7 Colorful Accent 1" w:uiPriority="52"/>
-    <w:lsdException w:name="List Table 1 Light Accent 2" w:uiPriority="46"/>
-    <w:lsdException w:name="List Table 2 Accent 2" w:uiPriority="47"/>
-    <w:lsdException w:name="List Table 3 Accent 2" w:uiPriority="48"/>
-    <w:lsdException w:name="List Table 4 Accent 2" w:uiPriority="49"/>
-    <w:lsdException w:name="List Table 5 Dark Accent 2" w:uiPriority="50"/>
-    <w:lsdException w:name="List Table 6 Colorful Accent 2" w:uiPriority="51"/>
-    <w:lsdException w:name="List Table 7 Colorful Accent 2" w:uiPriority="52"/>
-    <w:lsdException w:name="List Table 1 Light Accent 3" w:uiPriority="46"/>
-    <w:lsdException w:name="List Table 2 Accent 3" w:uiPriority="47"/>
-    <w:lsdException w:name="List Table 3 Accent 3" w:uiPriority="48"/>
-    <w:lsdException w:name="List Table 4 Accent 3" w:uiPriority="49"/>
-    <w:lsdException w:name="List Table 5 Dark Accent 3" w:uiPriority="50"/>
-    <w:lsdException w:name="List Table 6 Colorful Accent 3" w:uiPriority="51"/>
-    <w:lsdException w:name="List Table 7 Colorful Accent 3" w:uiPriority="52"/>
-    <w:lsdException w:name="List Table 1 Light Accent 4" w:uiPriority="46"/>
-    <w:lsdException w:name="List Table 2 Accent 4" w:uiPriority="47"/>
-    <w:lsdException w:name="List Table 3 Accent 4" w:uiPriority="48"/>
-    <w:lsdException w:name="List Table 4 Accent 4" w:uiPriority="49"/>
-    <w:lsdException w:name="List Table 5 Dark Accent 4" w:uiPriority="50"/>
-    <w:lsdException w:name="List Table 6 Colorful Accent 4" w:uiPriority="51"/>
-    <w:lsdException w:name="List Table 7 Colorful Accent 4" w:uiPriority="52"/>
-    <w:lsdException w:name="List Table 1 Light Accent 5" w:uiPriority="46"/>
-    <w:lsdException w:name="List Table 2 Accent 5" w:uiPriority="47"/>
-    <w:lsdException w:name="List Table 3 Accent 5" w:uiPriority="48"/>
-    <w:lsdException w:name="List Table 4 Accent 5" w:uiPriority="49"/>
-    <w:lsdException w:name="List Table 5 Dark Accent 5" w:uiPriority="50"/>
-    <w:lsdException w:name="List Table 6 Colorful Accent 5" w:uiPriority="51"/>
-    <w:lsdException w:name="List Table 7 Colorful Accent 5" w:uiPriority="52"/>
-    <w:lsdException w:name="List Table 1 Light Accent 6" w:uiPriority="46"/>
-    <w:lsdException w:name="List Table 2 Accent 6" w:uiPriority="47"/>
-    <w:lsdException w:name="List Table 3 Accent 6" w:uiPriority="48"/>
-    <w:lsdException w:name="List Table 4 Accent 6" w:uiPriority="49"/>
-    <w:lsdException w:name="List Table 5 Dark Accent 6" w:uiPriority="50"/>
-    <w:lsdException w:name="List Table 6 Colorful Accent 6" w:uiPriority="51"/>
-    <w:lsdException w:name="List Table 7 Colorful Accent 6" w:uiPriority="52"/>
-    <w:lsdException w:name="Mention" w:semiHidden="1" w:unhideWhenUsed="1"/>
-    <w:lsdException w:name="Smart Hyperlink" w:semiHidden="1" w:unhideWhenUsed="1"/>
-    <w:lsdException w:name="Hashtag" w:semiHidden="1" w:unhideWhenUsed="1"/>
-    <w:lsdException w:name="Unresolved Mention" w:semiHidden="1" w:unhideWhenUsed="1"/>
-    <w:lsdException w:name="Smart Link" w:semiHidden="1" w:unhideWhenUsed="1"/>
-  </w:latentStyles>
-  <w:style w:type="paragraph" w:default="1" w:styleId="Normal">
-    <w:name w:val="Normal"/>
-    <w:qFormat/>
-  </w:style>
-  <w:style w:type="paragraph" w:styleId="Heading1">
-    <w:name w:val="heading 1"/>
-    <w:basedOn w:val="Normal"/>
-    <w:next w:val="Normal"/>
-    <w:link w:val="Heading1Char"/>
-    <w:uiPriority w:val="4"/>
-    <w:qFormat/>
-    <w:rsid w:val="00DF4FB3"/>
-    <w:pPr>
-      <w:keepNext/>
-      <w:keepLines/>
-      <w:spacing w:before="120" w:after="0" w:line="240" w:lineRule="auto"/>
-      <w:outlineLvl w:val="0"/>
-    </w:pPr>
-    <w:rPr>
-      <w:rFonts w:asciiTheme="majorHAnsi" w:eastAsiaTheme="majorEastAsia" w:hAnsiTheme="majorHAnsi" w:cs="Tahoma (Headings CS)"/>
-      <w:caps/>
-      <w:color w:val="000000" w:themeColor="text1"/>
-      <w:spacing w:val="10"/>
-      <w:szCs w:val="28"/>
-      <w:lang w:eastAsia="ja-JP"/>
-    </w:rPr>
-  </w:style>
-  <w:style w:type="character" w:default="1" w:styleId="DefaultParagraphFont">
-    <w:name w:val="Default Paragraph Font"/>
-    <w:uiPriority w:val="1"/>
-    <w:semiHidden/>
-    <w:unhideWhenUsed/>
-  </w:style>
-  <w:style w:type="table" w:default="1" w:styleId="TableNormal">
-    <w:name w:val="Normal Table"/>
-    <w:uiPriority w:val="99"/>
-    <w:semiHidden/>
-    <w:unhideWhenUsed/>
-    <w:tblPr>
-      <w:tblInd w:w="0" w:type="dxa"/>
-      <w:tblCellMar>
-        <w:top w:w="0" w:type="dxa"/>
-        <w:left w:w="108" w:type="dxa"/>
-        <w:bottom w:w="0" w:type="dxa"/>
-        <w:right w:w="108" w:type="dxa"/>
-      </w:tblCellMar>
-    </w:tblPr>
-  </w:style>
-  <w:style w:type="numbering" w:default="1" w:styleId="NoList">
-    <w:name w:val="No List"/>
-    <w:uiPriority w:val="99"/>
-    <w:semiHidden/>
-    <w:unhideWhenUsed/>
-  </w:style>
-  <w:style w:type="paragraph" w:customStyle="1" w:styleId="7BE8B446E60749AAAF856AB53AB31114">
-    <w:name w:val="7BE8B446E60749AAAF856AB53AB31114"/>
-  </w:style>
-  <w:style w:type="paragraph" w:customStyle="1" w:styleId="A0A813F57E904789AB89493B72B6E667">
-    <w:name w:val="A0A813F57E904789AB89493B72B6E667"/>
-  </w:style>
-  <w:style w:type="paragraph" w:customStyle="1" w:styleId="392779414D544F9D9629BCF6B679AC5B">
-    <w:name w:val="392779414D544F9D9629BCF6B679AC5B"/>
-  </w:style>
-  <w:style w:type="paragraph" w:customStyle="1" w:styleId="311957413FCD45C5A254556B03E74E03">
-    <w:name w:val="311957413FCD45C5A254556B03E74E03"/>
-  </w:style>
-  <w:style w:type="paragraph" w:customStyle="1" w:styleId="24B5CE5FC2B24B748F67E7867FFA099F">
-    <w:name w:val="24B5CE5FC2B24B748F67E7867FFA099F"/>
-  </w:style>
-  <w:style w:type="paragraph" w:customStyle="1" w:styleId="96561C2EBCC04E50A4EF921E1C4463F6">
-    <w:name w:val="96561C2EBCC04E50A4EF921E1C4463F6"/>
-    <w:rsid w:val="00C9000E"/>
-    <w:rPr>
-      <w:lang w:val="en-AU" w:eastAsia="en-AU"/>
-    </w:rPr>
-  </w:style>
-  <w:style w:type="paragraph" w:customStyle="1" w:styleId="6BD038FB90854A58BA3F52F9E6BC0292">
-    <w:name w:val="6BD038FB90854A58BA3F52F9E6BC0292"/>
-    <w:rsid w:val="00C9000E"/>
-    <w:rPr>
-      <w:lang w:val="en-AU" w:eastAsia="en-AU"/>
-    </w:rPr>
-  </w:style>
-  <w:style w:type="paragraph" w:customStyle="1" w:styleId="F025BF7CF7CA49368241DBCCEB30B6E0">
-    <w:name w:val="F025BF7CF7CA49368241DBCCEB30B6E0"/>
-    <w:rsid w:val="00C9000E"/>
-    <w:rPr>
-      <w:lang w:val="en-AU" w:eastAsia="en-AU"/>
-    </w:rPr>
-  </w:style>
-  <w:style w:type="paragraph" w:customStyle="1" w:styleId="F2B5D0419C95482BA76281A02AB8088F">
-    <w:name w:val="F2B5D0419C95482BA76281A02AB8088F"/>
-    <w:rsid w:val="00C9000E"/>
-    <w:rPr>
-      <w:lang w:val="en-AU" w:eastAsia="en-AU"/>
-    </w:rPr>
-  </w:style>
-  <w:style w:type="paragraph" w:customStyle="1" w:styleId="30307CBCF1284C30A4001E11DB19006D">
-    <w:name w:val="30307CBCF1284C30A4001E11DB19006D"/>
-    <w:rsid w:val="00C9000E"/>
-    <w:rPr>
-      <w:lang w:val="en-AU" w:eastAsia="en-AU"/>
-    </w:rPr>
-  </w:style>
-  <w:style w:type="character" w:styleId="PlaceholderText">
-    <w:name w:val="Placeholder Text"/>
-    <w:basedOn w:val="DefaultParagraphFont"/>
-    <w:uiPriority w:val="99"/>
-    <w:semiHidden/>
-    <w:rsid w:val="00DF4FB3"/>
-    <w:rPr>
-      <w:color w:val="595959" w:themeColor="text1" w:themeTint="A6"/>
-    </w:rPr>
-  </w:style>
-  <w:style w:type="paragraph" w:customStyle="1" w:styleId="2AB0CA6BD43B4C81B540CB2D960A9927">
-    <w:name w:val="2AB0CA6BD43B4C81B540CB2D960A9927"/>
-    <w:rsid w:val="00C9000E"/>
-    <w:rPr>
-      <w:lang w:val="en-AU" w:eastAsia="en-AU"/>
-    </w:rPr>
-  </w:style>
-  <w:style w:type="paragraph" w:customStyle="1" w:styleId="6E83DBD206414BD88ECD3DECF483BE1F">
-    <w:name w:val="6E83DBD206414BD88ECD3DECF483BE1F"/>
-    <w:rsid w:val="00C9000E"/>
-    <w:pPr>
-      <w:spacing w:after="0" w:line="240" w:lineRule="auto"/>
-    </w:pPr>
-    <w:rPr>
-      <w:rFonts w:ascii="Calibri" w:hAnsi="Calibri"/>
-      <w:color w:val="262626" w:themeColor="text1" w:themeTint="D9"/>
-      <w:lang w:eastAsia="ja-JP"/>
-    </w:rPr>
-  </w:style>
-  <w:style w:type="paragraph" w:customStyle="1" w:styleId="14ECEE85504B445B824149407E01A6A2">
-    <w:name w:val="14ECEE85504B445B824149407E01A6A2"/>
-    <w:rsid w:val="00592E7B"/>
-    <w:rPr>
-      <w:kern w:val="2"/>
-      <w14:ligatures w14:val="standardContextual"/>
-    </w:rPr>
-  </w:style>
-  <w:style w:type="paragraph" w:customStyle="1" w:styleId="510C86CB32F146B5B9D0B419AF0BB398">
-    <w:name w:val="510C86CB32F146B5B9D0B419AF0BB398"/>
-    <w:rsid w:val="00592E7B"/>
-    <w:rPr>
-      <w:kern w:val="2"/>
-      <w14:ligatures w14:val="standardContextual"/>
-    </w:rPr>
-  </w:style>
-  <w:style w:type="paragraph" w:customStyle="1" w:styleId="EB2A164ABB9945749B6811CAA0D76071">
-    <w:name w:val="EB2A164ABB9945749B6811CAA0D76071"/>
-    <w:rsid w:val="00592E7B"/>
-    <w:rPr>
-      <w:kern w:val="2"/>
-      <w14:ligatures w14:val="standardContextual"/>
-    </w:rPr>
-  </w:style>
-  <w:style w:type="paragraph" w:customStyle="1" w:styleId="2E8CEAF3EE484129AF3837D95B86C70F">
-    <w:name w:val="2E8CEAF3EE484129AF3837D95B86C70F"/>
-    <w:rsid w:val="00592E7B"/>
-    <w:rPr>
-      <w:kern w:val="2"/>
-      <w14:ligatures w14:val="standardContextual"/>
-    </w:rPr>
-  </w:style>
-  <w:style w:type="paragraph" w:customStyle="1" w:styleId="E428B2FB69C44D5C99DF6B83581E2184">
-    <w:name w:val="E428B2FB69C44D5C99DF6B83581E2184"/>
-    <w:rsid w:val="00592E7B"/>
-    <w:rPr>
-      <w:kern w:val="2"/>
-      <w14:ligatures w14:val="standardContextual"/>
-    </w:rPr>
-  </w:style>
-  <w:style w:type="paragraph" w:customStyle="1" w:styleId="00E600B9EFC545EDA951D725A2FE6CA2">
-    <w:name w:val="00E600B9EFC545EDA951D725A2FE6CA2"/>
-    <w:rsid w:val="00592E7B"/>
-    <w:rPr>
-      <w:kern w:val="2"/>
-      <w14:ligatures w14:val="standardContextual"/>
-    </w:rPr>
-  </w:style>
-  <w:style w:type="paragraph" w:customStyle="1" w:styleId="73C1B0E9964747B5BD88BE9A69C649FB">
-    <w:name w:val="73C1B0E9964747B5BD88BE9A69C649FB"/>
-    <w:rsid w:val="00592E7B"/>
-    <w:rPr>
-      <w:kern w:val="2"/>
-      <w14:ligatures w14:val="standardContextual"/>
-    </w:rPr>
-  </w:style>
-  <w:style w:type="paragraph" w:customStyle="1" w:styleId="16EF1D77E15A458887E417EB363F0D83">
-    <w:name w:val="16EF1D77E15A458887E417EB363F0D83"/>
-    <w:rsid w:val="00592E7B"/>
-    <w:rPr>
-      <w:kern w:val="2"/>
-      <w14:ligatures w14:val="standardContextual"/>
-    </w:rPr>
-  </w:style>
-  <w:style w:type="paragraph" w:customStyle="1" w:styleId="0D7AF0061A3F4CF9A06C6E016D1CD756">
-    <w:name w:val="0D7AF0061A3F4CF9A06C6E016D1CD756"/>
-    <w:rsid w:val="00592E7B"/>
-    <w:rPr>
-      <w:kern w:val="2"/>
-      <w14:ligatures w14:val="standardContextual"/>
-    </w:rPr>
-  </w:style>
-  <w:style w:type="paragraph" w:customStyle="1" w:styleId="A9B4AF3FE9284261BBC637E0901AD7F0">
-    <w:name w:val="A9B4AF3FE9284261BBC637E0901AD7F0"/>
-    <w:rsid w:val="00592E7B"/>
-    <w:rPr>
-      <w:kern w:val="2"/>
-      <w14:ligatures w14:val="standardContextual"/>
-    </w:rPr>
-  </w:style>
-  <w:style w:type="paragraph" w:customStyle="1" w:styleId="A000F6DCE41F47D58E7CE116A6949B20">
-    <w:name w:val="A000F6DCE41F47D58E7CE116A6949B20"/>
-    <w:rsid w:val="00592E7B"/>
-    <w:rPr>
-      <w:kern w:val="2"/>
-      <w14:ligatures w14:val="standardContextual"/>
-    </w:rPr>
-  </w:style>
-  <w:style w:type="paragraph" w:customStyle="1" w:styleId="8D819033F4844AD3943695A55AD5FA57">
-    <w:name w:val="8D819033F4844AD3943695A55AD5FA57"/>
-    <w:rsid w:val="00592E7B"/>
-    <w:rPr>
-      <w:kern w:val="2"/>
-      <w14:ligatures w14:val="standardContextual"/>
-    </w:rPr>
-  </w:style>
-  <w:style w:type="paragraph" w:customStyle="1" w:styleId="45EC1B5C73404CD0A749CD7FB8ADD051">
-    <w:name w:val="45EC1B5C73404CD0A749CD7FB8ADD051"/>
-    <w:rsid w:val="00592E7B"/>
-    <w:rPr>
-      <w:kern w:val="2"/>
-      <w14:ligatures w14:val="standardContextual"/>
-    </w:rPr>
-  </w:style>
-  <w:style w:type="paragraph" w:customStyle="1" w:styleId="A4282D6A6D174582A6E704B57AF0533E">
-    <w:name w:val="A4282D6A6D174582A6E704B57AF0533E"/>
-    <w:rsid w:val="00592E7B"/>
-    <w:rPr>
-      <w:kern w:val="2"/>
-      <w14:ligatures w14:val="standardContextual"/>
-    </w:rPr>
-  </w:style>
-  <w:style w:type="paragraph" w:customStyle="1" w:styleId="B78ADF525D764A02ABD964D5C50568B4">
-    <w:name w:val="B78ADF525D764A02ABD964D5C50568B4"/>
-    <w:rsid w:val="00592E7B"/>
-    <w:rPr>
-      <w:kern w:val="2"/>
-      <w14:ligatures w14:val="standardContextual"/>
-    </w:rPr>
-  </w:style>
-  <w:style w:type="paragraph" w:customStyle="1" w:styleId="AD430E8DFE6A47EFBB51CFBA7BF8FBDA">
-    <w:name w:val="AD430E8DFE6A47EFBB51CFBA7BF8FBDA"/>
-    <w:rsid w:val="00592E7B"/>
-    <w:rPr>
-      <w:kern w:val="2"/>
-      <w14:ligatures w14:val="standardContextual"/>
-    </w:rPr>
-  </w:style>
-  <w:style w:type="paragraph" w:customStyle="1" w:styleId="6D3F3136E357464DB891F495BEC7C62C">
-    <w:name w:val="6D3F3136E357464DB891F495BEC7C62C"/>
-    <w:rsid w:val="00592E7B"/>
-    <w:rPr>
-      <w:kern w:val="2"/>
-      <w14:ligatures w14:val="standardContextual"/>
-    </w:rPr>
-  </w:style>
-  <w:style w:type="paragraph" w:customStyle="1" w:styleId="FE42D19B558C4D608377847D6A20D6F5">
-    <w:name w:val="FE42D19B558C4D608377847D6A20D6F5"/>
-    <w:rsid w:val="00592E7B"/>
-    <w:rPr>
-      <w:kern w:val="2"/>
-      <w14:ligatures w14:val="standardContextual"/>
-    </w:rPr>
-  </w:style>
-  <w:style w:type="paragraph" w:customStyle="1" w:styleId="AB163E7F5DBB415B875F0BE5BD032FBE">
-    <w:name w:val="AB163E7F5DBB415B875F0BE5BD032FBE"/>
-    <w:rsid w:val="00592E7B"/>
-    <w:rPr>
-      <w:kern w:val="2"/>
-      <w14:ligatures w14:val="standardContextual"/>
-    </w:rPr>
-  </w:style>
-  <w:style w:type="paragraph" w:customStyle="1" w:styleId="1A09C74938B54B9283D1BF17D2C2B863">
-    <w:name w:val="1A09C74938B54B9283D1BF17D2C2B863"/>
-    <w:rsid w:val="00592E7B"/>
-    <w:rPr>
-      <w:kern w:val="2"/>
-      <w14:ligatures w14:val="standardContextual"/>
-    </w:rPr>
-  </w:style>
-  <w:style w:type="paragraph" w:customStyle="1" w:styleId="4E6CBCF4A9064F1CAD5EAF45C0EB9400">
-    <w:name w:val="4E6CBCF4A9064F1CAD5EAF45C0EB9400"/>
-    <w:rsid w:val="00592E7B"/>
-    <w:rPr>
-      <w:kern w:val="2"/>
-      <w14:ligatures w14:val="standardContextual"/>
-    </w:rPr>
-  </w:style>
-  <w:style w:type="paragraph" w:customStyle="1" w:styleId="617ED4EC0625476D8105AF94B12FE751">
-    <w:name w:val="617ED4EC0625476D8105AF94B12FE751"/>
-    <w:rsid w:val="00592E7B"/>
-    <w:rPr>
-      <w:kern w:val="2"/>
-      <w14:ligatures w14:val="standardContextual"/>
-    </w:rPr>
-  </w:style>
-  <w:style w:type="paragraph" w:customStyle="1" w:styleId="CAFE53DC2DD44B5CA5F9ED9545AAB95D">
-    <w:name w:val="CAFE53DC2DD44B5CA5F9ED9545AAB95D"/>
-    <w:rsid w:val="00592E7B"/>
-    <w:rPr>
-      <w:kern w:val="2"/>
-      <w14:ligatures w14:val="standardContextual"/>
-    </w:rPr>
-  </w:style>
-  <w:style w:type="paragraph" w:customStyle="1" w:styleId="35F7ACE96B5F421CA0238219EAD6BC17">
-    <w:name w:val="35F7ACE96B5F421CA0238219EAD6BC17"/>
-    <w:rsid w:val="00592E7B"/>
-    <w:rPr>
-      <w:kern w:val="2"/>
-      <w14:ligatures w14:val="standardContextual"/>
-    </w:rPr>
-  </w:style>
-  <w:style w:type="paragraph" w:customStyle="1" w:styleId="0BCC48D3681E40B4A97CCCD10C776EB5">
-    <w:name w:val="0BCC48D3681E40B4A97CCCD10C776EB5"/>
-    <w:rsid w:val="00592E7B"/>
-    <w:rPr>
-      <w:kern w:val="2"/>
-      <w14:ligatures w14:val="standardContextual"/>
-    </w:rPr>
-  </w:style>
-  <w:style w:type="paragraph" w:customStyle="1" w:styleId="3300306457C94D739C4DB046D4CD2B5C">
-    <w:name w:val="3300306457C94D739C4DB046D4CD2B5C"/>
-    <w:rsid w:val="00592E7B"/>
-    <w:rPr>
-      <w:kern w:val="2"/>
-      <w14:ligatures w14:val="standardContextual"/>
-    </w:rPr>
-  </w:style>
-  <w:style w:type="paragraph" w:customStyle="1" w:styleId="2827B5ADD4C546109CE7C961D1337582">
-    <w:name w:val="2827B5ADD4C546109CE7C961D1337582"/>
-    <w:rsid w:val="00592E7B"/>
-    <w:rPr>
-      <w:kern w:val="2"/>
-      <w14:ligatures w14:val="standardContextual"/>
-    </w:rPr>
-  </w:style>
-  <w:style w:type="character" w:customStyle="1" w:styleId="Heading1Char">
-    <w:name w:val="Heading 1 Char"/>
-    <w:basedOn w:val="DefaultParagraphFont"/>
-    <w:link w:val="Heading1"/>
-    <w:uiPriority w:val="4"/>
-    <w:rsid w:val="00DF4FB3"/>
-    <w:rPr>
-      <w:rFonts w:asciiTheme="majorHAnsi" w:eastAsiaTheme="majorEastAsia" w:hAnsiTheme="majorHAnsi" w:cs="Tahoma (Headings CS)"/>
-      <w:caps/>
-      <w:color w:val="000000" w:themeColor="text1"/>
-      <w:spacing w:val="10"/>
-      <w:szCs w:val="28"/>
-      <w:lang w:eastAsia="ja-JP"/>
-    </w:rPr>
-  </w:style>
-  <w:style w:type="paragraph" w:customStyle="1" w:styleId="35F7ACE96B5F421CA0238219EAD6BC171">
-    <w:name w:val="35F7ACE96B5F421CA0238219EAD6BC171"/>
-    <w:rsid w:val="00592E7B"/>
-    <w:pPr>
-      <w:keepNext/>
-      <w:keepLines/>
-      <w:spacing w:before="120" w:after="0" w:line="240" w:lineRule="auto"/>
-      <w:outlineLvl w:val="0"/>
-    </w:pPr>
-    <w:rPr>
-      <w:rFonts w:asciiTheme="majorHAnsi" w:eastAsiaTheme="majorEastAsia" w:hAnsiTheme="majorHAnsi" w:cs="Tahoma (Headings CS)"/>
-      <w:caps/>
-      <w:color w:val="000000" w:themeColor="text1"/>
-      <w:spacing w:val="10"/>
-      <w:szCs w:val="28"/>
-      <w:lang w:eastAsia="ja-JP"/>
-    </w:rPr>
-  </w:style>
-  <w:style w:type="paragraph" w:customStyle="1" w:styleId="35F7ACE96B5F421CA0238219EAD6BC172">
-    <w:name w:val="35F7ACE96B5F421CA0238219EAD6BC172"/>
-    <w:rsid w:val="00592E7B"/>
-    <w:pPr>
-      <w:keepNext/>
-      <w:keepLines/>
-      <w:spacing w:before="120" w:after="0" w:line="240" w:lineRule="auto"/>
-      <w:outlineLvl w:val="0"/>
-    </w:pPr>
-    <w:rPr>
-      <w:rFonts w:asciiTheme="majorHAnsi" w:eastAsiaTheme="majorEastAsia" w:hAnsiTheme="majorHAnsi" w:cs="Tahoma (Headings CS)"/>
-      <w:caps/>
-      <w:color w:val="000000" w:themeColor="text1"/>
-      <w:spacing w:val="10"/>
-      <w:szCs w:val="28"/>
-      <w:lang w:eastAsia="ja-JP"/>
-    </w:rPr>
-  </w:style>
-  <w:style w:type="character" w:customStyle="1" w:styleId="NotBold">
-    <w:name w:val="Not Bold"/>
-    <w:uiPriority w:val="1"/>
-    <w:qFormat/>
-    <w:rsid w:val="00DF4FB3"/>
-    <w:rPr>
-      <w:b/>
-    </w:rPr>
-  </w:style>
-  <w:style w:type="paragraph" w:customStyle="1" w:styleId="A000F6DCE41F47D58E7CE116A6949B201">
-    <w:name w:val="A000F6DCE41F47D58E7CE116A6949B201"/>
-    <w:rsid w:val="00592E7B"/>
-    <w:pPr>
-      <w:keepNext/>
-      <w:keepLines/>
-      <w:tabs>
-        <w:tab w:val="left" w:pos="2794"/>
-      </w:tabs>
-      <w:spacing w:before="120" w:after="0" w:line="240" w:lineRule="auto"/>
-      <w:outlineLvl w:val="1"/>
-    </w:pPr>
-    <w:rPr>
-      <w:rFonts w:ascii="Calibri" w:eastAsiaTheme="majorEastAsia" w:hAnsi="Calibri" w:cstheme="majorBidi"/>
-      <w:b/>
-      <w:color w:val="000000" w:themeColor="text1"/>
-      <w:szCs w:val="24"/>
-      <w:lang w:eastAsia="ja-JP"/>
-    </w:rPr>
-  </w:style>
-  <w:style w:type="paragraph" w:customStyle="1" w:styleId="B78ADF525D764A02ABD964D5C50568B41">
-    <w:name w:val="B78ADF525D764A02ABD964D5C50568B41"/>
-    <w:rsid w:val="00592E7B"/>
-    <w:pPr>
-      <w:keepNext/>
-      <w:keepLines/>
-      <w:tabs>
-        <w:tab w:val="left" w:pos="2794"/>
-      </w:tabs>
-      <w:spacing w:before="120" w:after="0" w:line="240" w:lineRule="auto"/>
-      <w:outlineLvl w:val="1"/>
-    </w:pPr>
-    <w:rPr>
-      <w:rFonts w:ascii="Calibri" w:eastAsiaTheme="majorEastAsia" w:hAnsi="Calibri" w:cstheme="majorBidi"/>
-      <w:b/>
-      <w:color w:val="000000" w:themeColor="text1"/>
-      <w:szCs w:val="24"/>
-      <w:lang w:eastAsia="ja-JP"/>
-    </w:rPr>
-  </w:style>
-  <w:style w:type="paragraph" w:customStyle="1" w:styleId="1A09C74938B54B9283D1BF17D2C2B8631">
-    <w:name w:val="1A09C74938B54B9283D1BF17D2C2B8631"/>
-    <w:rsid w:val="00592E7B"/>
-    <w:pPr>
-      <w:keepNext/>
-      <w:keepLines/>
-      <w:tabs>
-        <w:tab w:val="left" w:pos="2794"/>
-      </w:tabs>
-      <w:spacing w:before="120" w:after="0" w:line="240" w:lineRule="auto"/>
-      <w:outlineLvl w:val="1"/>
-    </w:pPr>
-    <w:rPr>
-      <w:rFonts w:ascii="Calibri" w:eastAsiaTheme="majorEastAsia" w:hAnsi="Calibri" w:cstheme="majorBidi"/>
-      <w:b/>
-      <w:color w:val="000000" w:themeColor="text1"/>
-      <w:szCs w:val="24"/>
-      <w:lang w:eastAsia="ja-JP"/>
-    </w:rPr>
-  </w:style>
-  <w:style w:type="paragraph" w:customStyle="1" w:styleId="35F7ACE96B5F421CA0238219EAD6BC173">
-    <w:name w:val="35F7ACE96B5F421CA0238219EAD6BC173"/>
-    <w:rsid w:val="00592E7B"/>
-    <w:pPr>
-      <w:keepNext/>
-      <w:keepLines/>
-      <w:spacing w:before="120" w:after="0" w:line="240" w:lineRule="auto"/>
-      <w:outlineLvl w:val="0"/>
-    </w:pPr>
-    <w:rPr>
-      <w:rFonts w:asciiTheme="majorHAnsi" w:eastAsiaTheme="majorEastAsia" w:hAnsiTheme="majorHAnsi" w:cs="Tahoma (Headings CS)"/>
-      <w:caps/>
-      <w:color w:val="000000" w:themeColor="text1"/>
-      <w:spacing w:val="10"/>
-      <w:szCs w:val="28"/>
-      <w:lang w:eastAsia="ja-JP"/>
-    </w:rPr>
-  </w:style>
-  <w:style w:type="paragraph" w:customStyle="1" w:styleId="A000F6DCE41F47D58E7CE116A6949B202">
-    <w:name w:val="A000F6DCE41F47D58E7CE116A6949B202"/>
-    <w:rsid w:val="001B3AB2"/>
-    <w:pPr>
-      <w:keepNext/>
-      <w:keepLines/>
-      <w:tabs>
-        <w:tab w:val="left" w:pos="2794"/>
-      </w:tabs>
-      <w:spacing w:before="120" w:after="0" w:line="240" w:lineRule="auto"/>
-      <w:outlineLvl w:val="1"/>
-    </w:pPr>
-    <w:rPr>
-      <w:rFonts w:ascii="Calibri" w:eastAsiaTheme="majorEastAsia" w:hAnsi="Calibri" w:cstheme="majorBidi"/>
-      <w:b/>
-      <w:color w:val="000000" w:themeColor="text1"/>
-      <w:szCs w:val="24"/>
-      <w:lang w:eastAsia="ja-JP"/>
-    </w:rPr>
-  </w:style>
-  <w:style w:type="paragraph" w:customStyle="1" w:styleId="B78ADF525D764A02ABD964D5C50568B42">
-    <w:name w:val="B78ADF525D764A02ABD964D5C50568B42"/>
-    <w:rsid w:val="001B3AB2"/>
-    <w:pPr>
-      <w:keepNext/>
-      <w:keepLines/>
-      <w:tabs>
-        <w:tab w:val="left" w:pos="2794"/>
-      </w:tabs>
-      <w:spacing w:before="120" w:after="0" w:line="240" w:lineRule="auto"/>
-      <w:outlineLvl w:val="1"/>
-    </w:pPr>
-    <w:rPr>
-      <w:rFonts w:ascii="Calibri" w:eastAsiaTheme="majorEastAsia" w:hAnsi="Calibri" w:cstheme="majorBidi"/>
-      <w:b/>
-      <w:color w:val="000000" w:themeColor="text1"/>
-      <w:szCs w:val="24"/>
-      <w:lang w:eastAsia="ja-JP"/>
-    </w:rPr>
-  </w:style>
-  <w:style w:type="paragraph" w:customStyle="1" w:styleId="1A09C74938B54B9283D1BF17D2C2B8632">
-    <w:name w:val="1A09C74938B54B9283D1BF17D2C2B8632"/>
-    <w:rsid w:val="001B3AB2"/>
-    <w:pPr>
-      <w:keepNext/>
-      <w:keepLines/>
-      <w:tabs>
-        <w:tab w:val="left" w:pos="2794"/>
-      </w:tabs>
-      <w:spacing w:before="120" w:after="0" w:line="240" w:lineRule="auto"/>
-      <w:outlineLvl w:val="1"/>
-    </w:pPr>
-    <w:rPr>
-      <w:rFonts w:ascii="Calibri" w:eastAsiaTheme="majorEastAsia" w:hAnsi="Calibri" w:cstheme="majorBidi"/>
-      <w:b/>
-      <w:color w:val="000000" w:themeColor="text1"/>
-      <w:szCs w:val="24"/>
-      <w:lang w:eastAsia="ja-JP"/>
-    </w:rPr>
-  </w:style>
-  <w:style w:type="paragraph" w:customStyle="1" w:styleId="35F7ACE96B5F421CA0238219EAD6BC174">
-    <w:name w:val="35F7ACE96B5F421CA0238219EAD6BC174"/>
-    <w:rsid w:val="001B3AB2"/>
-    <w:pPr>
-      <w:keepNext/>
-      <w:keepLines/>
-      <w:spacing w:before="120" w:after="0" w:line="240" w:lineRule="auto"/>
-      <w:outlineLvl w:val="0"/>
-    </w:pPr>
-    <w:rPr>
-      <w:rFonts w:asciiTheme="majorHAnsi" w:eastAsiaTheme="majorEastAsia" w:hAnsiTheme="majorHAnsi" w:cs="Tahoma (Headings CS)"/>
-      <w:caps/>
-      <w:color w:val="000000" w:themeColor="text1"/>
-      <w:spacing w:val="10"/>
-      <w:szCs w:val="28"/>
-      <w:lang w:eastAsia="ja-JP"/>
-    </w:rPr>
-  </w:style>
-  <w:style w:type="paragraph" w:customStyle="1" w:styleId="2E8CEAF3EE484129AF3837D95B86C70F1">
-    <w:name w:val="2E8CEAF3EE484129AF3837D95B86C70F1"/>
-    <w:rsid w:val="00DF4FB3"/>
-    <w:pPr>
-      <w:spacing w:after="0" w:line="240" w:lineRule="auto"/>
-      <w:jc w:val="right"/>
-    </w:pPr>
-    <w:rPr>
-      <w:rFonts w:cs="Tahoma (Body CS)"/>
-      <w:caps/>
-      <w:color w:val="000000" w:themeColor="text1"/>
-      <w:spacing w:val="10"/>
-      <w:szCs w:val="20"/>
-      <w:lang w:eastAsia="ja-JP"/>
-    </w:rPr>
-  </w:style>
-  <w:style w:type="paragraph" w:customStyle="1" w:styleId="E428B2FB69C44D5C99DF6B83581E21841">
-    <w:name w:val="E428B2FB69C44D5C99DF6B83581E21841"/>
-    <w:rsid w:val="00DF4FB3"/>
-    <w:pPr>
-      <w:spacing w:after="0" w:line="240" w:lineRule="auto"/>
-      <w:jc w:val="right"/>
-    </w:pPr>
-    <w:rPr>
-      <w:rFonts w:cs="Tahoma (Body CS)"/>
-      <w:caps/>
-      <w:color w:val="000000" w:themeColor="text1"/>
-      <w:spacing w:val="10"/>
-      <w:szCs w:val="20"/>
-      <w:lang w:eastAsia="ja-JP"/>
-    </w:rPr>
-  </w:style>
-  <w:style w:type="paragraph" w:customStyle="1" w:styleId="00E600B9EFC545EDA951D725A2FE6CA21">
-    <w:name w:val="00E600B9EFC545EDA951D725A2FE6CA21"/>
-    <w:rsid w:val="00DF4FB3"/>
-    <w:pPr>
-      <w:keepNext/>
-      <w:keepLines/>
-      <w:spacing w:before="120" w:after="0" w:line="240" w:lineRule="auto"/>
-      <w:outlineLvl w:val="0"/>
-    </w:pPr>
-    <w:rPr>
-      <w:rFonts w:asciiTheme="majorHAnsi" w:eastAsiaTheme="majorEastAsia" w:hAnsiTheme="majorHAnsi" w:cs="Tahoma (Headings CS)"/>
-      <w:caps/>
-      <w:color w:val="000000" w:themeColor="text1"/>
-      <w:spacing w:val="10"/>
-      <w:szCs w:val="28"/>
-      <w:lang w:eastAsia="ja-JP"/>
-    </w:rPr>
-  </w:style>
-  <w:style w:type="paragraph" w:customStyle="1" w:styleId="A000F6DCE41F47D58E7CE116A6949B203">
-    <w:name w:val="A000F6DCE41F47D58E7CE116A6949B203"/>
-    <w:rsid w:val="00DF4FB3"/>
-    <w:pPr>
-      <w:keepNext/>
-      <w:keepLines/>
-      <w:tabs>
-        <w:tab w:val="left" w:pos="2794"/>
-      </w:tabs>
-      <w:spacing w:before="120" w:after="0" w:line="240" w:lineRule="auto"/>
-      <w:outlineLvl w:val="1"/>
-    </w:pPr>
-    <w:rPr>
-      <w:rFonts w:ascii="Calibri" w:eastAsiaTheme="majorEastAsia" w:hAnsi="Calibri" w:cstheme="majorBidi"/>
-      <w:b/>
-      <w:color w:val="000000" w:themeColor="text1"/>
-      <w:szCs w:val="24"/>
-      <w:lang w:eastAsia="ja-JP"/>
-    </w:rPr>
-  </w:style>
-  <w:style w:type="paragraph" w:customStyle="1" w:styleId="B78ADF525D764A02ABD964D5C50568B43">
-    <w:name w:val="B78ADF525D764A02ABD964D5C50568B43"/>
-    <w:rsid w:val="00DF4FB3"/>
-    <w:pPr>
-      <w:keepNext/>
-      <w:keepLines/>
-      <w:tabs>
-        <w:tab w:val="left" w:pos="2794"/>
-      </w:tabs>
-      <w:spacing w:before="120" w:after="0" w:line="240" w:lineRule="auto"/>
-      <w:outlineLvl w:val="1"/>
-    </w:pPr>
-    <w:rPr>
-      <w:rFonts w:ascii="Calibri" w:eastAsiaTheme="majorEastAsia" w:hAnsi="Calibri" w:cstheme="majorBidi"/>
-      <w:b/>
-      <w:color w:val="000000" w:themeColor="text1"/>
-      <w:szCs w:val="24"/>
-      <w:lang w:eastAsia="ja-JP"/>
-    </w:rPr>
-  </w:style>
-  <w:style w:type="paragraph" w:customStyle="1" w:styleId="1A09C74938B54B9283D1BF17D2C2B8633">
-    <w:name w:val="1A09C74938B54B9283D1BF17D2C2B8633"/>
-    <w:rsid w:val="00DF4FB3"/>
-    <w:pPr>
-      <w:keepNext/>
-      <w:keepLines/>
-      <w:tabs>
-        <w:tab w:val="left" w:pos="2794"/>
-      </w:tabs>
-      <w:spacing w:before="120" w:after="0" w:line="240" w:lineRule="auto"/>
-      <w:outlineLvl w:val="1"/>
-    </w:pPr>
-    <w:rPr>
-      <w:rFonts w:ascii="Calibri" w:eastAsiaTheme="majorEastAsia" w:hAnsi="Calibri" w:cstheme="majorBidi"/>
-      <w:b/>
-      <w:color w:val="000000" w:themeColor="text1"/>
-      <w:szCs w:val="24"/>
-      <w:lang w:eastAsia="ja-JP"/>
-    </w:rPr>
-  </w:style>
-  <w:style w:type="paragraph" w:customStyle="1" w:styleId="35F7ACE96B5F421CA0238219EAD6BC175">
-    <w:name w:val="35F7ACE96B5F421CA0238219EAD6BC175"/>
-    <w:rsid w:val="00DF4FB3"/>
-    <w:pPr>
-      <w:keepNext/>
-      <w:keepLines/>
-      <w:spacing w:before="120" w:after="0" w:line="240" w:lineRule="auto"/>
-      <w:outlineLvl w:val="0"/>
-    </w:pPr>
-    <w:rPr>
-      <w:rFonts w:asciiTheme="majorHAnsi" w:eastAsiaTheme="majorEastAsia" w:hAnsiTheme="majorHAnsi" w:cs="Tahoma (Headings CS)"/>
-      <w:caps/>
-      <w:color w:val="000000" w:themeColor="text1"/>
-      <w:spacing w:val="10"/>
-      <w:szCs w:val="28"/>
-      <w:lang w:eastAsia="ja-JP"/>
-    </w:rPr>
-  </w:style>
-</w:styles>
-</file>
-
-<file path=word/glossary/webSettings2.xml><?xml version="1.0" encoding="utf-8"?>
-<w:webSettings xmlns:mc="http://schemas.openxmlformats.org/markup-compatibility/2006" xmlns:r="http://schemas.openxmlformats.org/officeDocument/2006/relationships" xmlns:w="http://schemas.openxmlformats.org/wordprocessingml/2006/main" xmlns:w14="http://schemas.microsoft.com/office/word/2010/wordml" xmlns:w15="http://schemas.microsoft.com/office/word/2012/wordml" xmlns:w16cex="http://schemas.microsoft.com/office/word/2018/wordml/cex" xmlns:w16cid="http://schemas.microsoft.com/office/word/2016/wordml/cid" xmlns:w16="http://schemas.microsoft.com/office/word/2018/wordml" xmlns:w16du="http://schemas.microsoft.com/office/word/2023/wordml/word16du" xmlns:w16sdtdh="http://schemas.microsoft.com/office/word/2020/wordml/sdtdatahash" xmlns:w16se="http://schemas.microsoft.com/office/word/2015/wordml/symex" mc:Ignorable="w14 w15 w16se w16cid w16 w16cex w16sdtdh w16du">
-  <w:optimizeForBrowser/>
-  <w:allowPNG/>
-</w:webSettings>
-</file>
-
 <file path=word/theme/theme11.xml><?xml version="1.0" encoding="utf-8"?>
 <a:theme xmlns:a="http://schemas.openxmlformats.org/drawingml/2006/main" name="Office Theme">
   <a:themeElements>
@@ -29250,371 +27243,6 @@
 </a:theme>
 </file>
 
-<file path=customXml/item13.xml><?xml version="1.0" encoding="utf-8"?>
-<ct:contentTypeSchema xmlns:ct="http://schemas.microsoft.com/office/2006/metadata/contentType" xmlns:ma="http://schemas.microsoft.com/office/2006/metadata/properties/metaAttributes" ct:_="" ma:_="" ma:contentTypeName="Document" ma:contentTypeID="0x01010079F111ED35F8CC479449609E8A0923A6" ma:contentTypeVersion="28" ma:contentTypeDescription="Create a new document." ma:contentTypeScope="" ma:versionID="60f5a4f2d2b0abadcf532d48ebf9cb71">
-  <xsd:schema xmlns:xsd="http://www.w3.org/2001/XMLSchema" xmlns:xs="http://www.w3.org/2001/XMLSchema" xmlns:p="http://schemas.microsoft.com/office/2006/metadata/properties" xmlns:ns1="http://schemas.microsoft.com/sharepoint/v3" xmlns:ns2="71af3243-3dd4-4a8d-8c0d-dd76da1f02a5" xmlns:ns3="16c05727-aa75-4e4a-9b5f-8a80a1165891" xmlns:ns4="230e9df3-be65-4c73-a93b-d1236ebd677e" targetNamespace="http://schemas.microsoft.com/office/2006/metadata/properties" ma:root="true" ma:fieldsID="7dd78129e6a1811f84807ad11c651531" ns1:_="" ns2:_="" ns3:_="" ns4:_="">
-    <xsd:import namespace="http://schemas.microsoft.com/sharepoint/v3"/>
-    <xsd:import namespace="71af3243-3dd4-4a8d-8c0d-dd76da1f02a5"/>
-    <xsd:import namespace="16c05727-aa75-4e4a-9b5f-8a80a1165891"/>
-    <xsd:import namespace="230e9df3-be65-4c73-a93b-d1236ebd677e"/>
-    <xsd:element name="properties">
-      <xsd:complexType>
-        <xsd:sequence>
-          <xsd:element name="documentManagement">
-            <xsd:complexType>
-              <xsd:all>
-                <xsd:element ref="ns2:Status" minOccurs="0"/>
-                <xsd:element ref="ns2:Image" minOccurs="0"/>
-                <xsd:element ref="ns2:MediaServiceMetadata" minOccurs="0"/>
-                <xsd:element ref="ns2:MediaServiceFastMetadata" minOccurs="0"/>
-                <xsd:element ref="ns2:MediaServiceOCR" minOccurs="0"/>
-                <xsd:element ref="ns2:MediaServiceAutoTags" minOccurs="0"/>
-                <xsd:element ref="ns2:MediaServiceEventHashCode" minOccurs="0"/>
-                <xsd:element ref="ns2:MediaServiceGenerationTime" minOccurs="0"/>
-                <xsd:element ref="ns3:SharedWithUsers" minOccurs="0"/>
-                <xsd:element ref="ns3:SharedWithDetails" minOccurs="0"/>
-                <xsd:element ref="ns2:MediaServiceAutoKeyPoints" minOccurs="0"/>
-                <xsd:element ref="ns2:MediaServiceKeyPoints" minOccurs="0"/>
-                <xsd:element ref="ns2:MediaServiceDateTaken" minOccurs="0"/>
-                <xsd:element ref="ns1:_ip_UnifiedCompliancePolicyProperties" minOccurs="0"/>
-                <xsd:element ref="ns1:_ip_UnifiedCompliancePolicyUIAction" minOccurs="0"/>
-                <xsd:element ref="ns4:TaxCatchAll" minOccurs="0"/>
-                <xsd:element ref="ns2:ImageTagsTaxHTField" minOccurs="0"/>
-                <xsd:element ref="ns2:MediaServiceLocation" minOccurs="0"/>
-                <xsd:element ref="ns2:MediaLengthInSeconds" minOccurs="0"/>
-                <xsd:element ref="ns2:Background" minOccurs="0"/>
-                <xsd:element ref="ns2:MediaServiceSearchProperties" minOccurs="0"/>
-                <xsd:element ref="ns2:MediaServiceDocTags" minOccurs="0"/>
-                <xsd:element ref="ns2:MediaServiceObjectDetectorVersions" minOccurs="0"/>
-                <xsd:element ref="ns2:MediaServiceSystemTags" minOccurs="0"/>
-              </xsd:all>
-            </xsd:complexType>
-          </xsd:element>
-        </xsd:sequence>
-      </xsd:complexType>
-    </xsd:element>
-  </xsd:schema>
-  <xsd:schema xmlns:xsd="http://www.w3.org/2001/XMLSchema" xmlns:xs="http://www.w3.org/2001/XMLSchema" xmlns:dms="http://schemas.microsoft.com/office/2006/documentManagement/types" xmlns:pc="http://schemas.microsoft.com/office/infopath/2007/PartnerControls" targetNamespace="http://schemas.microsoft.com/sharepoint/v3" elementFormDefault="qualified">
-    <xsd:import namespace="http://schemas.microsoft.com/office/2006/documentManagement/types"/>
-    <xsd:import namespace="http://schemas.microsoft.com/office/infopath/2007/PartnerControls"/>
-    <xsd:element name="_ip_UnifiedCompliancePolicyProperties" ma:index="20" nillable="true" ma:displayName="Unified Compliance Policy Properties" ma:hidden="true" ma:internalName="_ip_UnifiedCompliancePolicyProperties" ma:readOnly="false">
-      <xsd:simpleType>
-        <xsd:restriction base="dms:Note"/>
-      </xsd:simpleType>
-    </xsd:element>
-    <xsd:element name="_ip_UnifiedCompliancePolicyUIAction" ma:index="21" nillable="true" ma:displayName="Unified Compliance Policy UI Action" ma:hidden="true" ma:internalName="_ip_UnifiedCompliancePolicyUIAction" ma:readOnly="false">
-      <xsd:simpleType>
-        <xsd:restriction base="dms:Text"/>
-      </xsd:simpleType>
-    </xsd:element>
-  </xsd:schema>
-  <xsd:schema xmlns:xsd="http://www.w3.org/2001/XMLSchema" xmlns:xs="http://www.w3.org/2001/XMLSchema" xmlns:dms="http://schemas.microsoft.com/office/2006/documentManagement/types" xmlns:pc="http://schemas.microsoft.com/office/infopath/2007/PartnerControls" targetNamespace="71af3243-3dd4-4a8d-8c0d-dd76da1f02a5" elementFormDefault="qualified">
-    <xsd:import namespace="http://schemas.microsoft.com/office/2006/documentManagement/types"/>
-    <xsd:import namespace="http://schemas.microsoft.com/office/infopath/2007/PartnerControls"/>
-    <xsd:element name="Status" ma:index="2" nillable="true" ma:displayName="Status" ma:default="Not started" ma:format="Dropdown" ma:internalName="Status" ma:readOnly="false">
-      <xsd:simpleType>
-        <xsd:restriction base="dms:Choice">
-          <xsd:enumeration value="Not started"/>
-          <xsd:enumeration value="In Progress"/>
-          <xsd:enumeration value="Completed"/>
-        </xsd:restriction>
-      </xsd:simpleType>
-    </xsd:element>
-    <xsd:element name="Image" ma:index="3" nillable="true" ma:displayName="Image" ma:format="Image" ma:internalName="Image" ma:readOnly="false">
-      <xsd:complexType>
-        <xsd:complexContent>
-          <xsd:extension base="dms:URL">
-            <xsd:sequence>
-              <xsd:element name="Url" type="dms:ValidUrl" minOccurs="0" nillable="true"/>
-              <xsd:element name="Description" type="xsd:string" nillable="true"/>
-            </xsd:sequence>
-          </xsd:extension>
-        </xsd:complexContent>
-      </xsd:complexType>
-    </xsd:element>
-    <xsd:element name="MediaServiceMetadata" ma:index="8" nillable="true" ma:displayName="MediaServiceMetadata" ma:hidden="true" ma:internalName="MediaServiceMetadata" ma:readOnly="true">
-      <xsd:simpleType>
-        <xsd:restriction base="dms:Note"/>
-      </xsd:simpleType>
-    </xsd:element>
-    <xsd:element name="MediaServiceFastMetadata" ma:index="9" nillable="true" ma:displayName="MediaServiceFastMetadata" ma:hidden="true" ma:internalName="MediaServiceFastMetadata" ma:readOnly="true">
-      <xsd:simpleType>
-        <xsd:restriction base="dms:Note"/>
-      </xsd:simpleType>
-    </xsd:element>
-    <xsd:element name="MediaServiceOCR" ma:index="10" nillable="true" ma:displayName="MediaServiceOCR" ma:hidden="true" ma:internalName="MediaServiceOCR" ma:readOnly="true">
-      <xsd:simpleType>
-        <xsd:restriction base="dms:Note"/>
-      </xsd:simpleType>
-    </xsd:element>
-    <xsd:element name="MediaServiceAutoTags" ma:index="11" nillable="true" ma:displayName="MediaServiceAutoTags" ma:hidden="true" ma:internalName="MediaServiceAutoTags" ma:readOnly="true">
-      <xsd:simpleType>
-        <xsd:restriction base="dms:Text"/>
-      </xsd:simpleType>
-    </xsd:element>
-    <xsd:element name="MediaServiceEventHashCode" ma:index="12" nillable="true" ma:displayName="MediaServiceEventHashCode" ma:hidden="true" ma:internalName="MediaServiceEventHashCode" ma:readOnly="true">
-      <xsd:simpleType>
-        <xsd:restriction base="dms:Text"/>
-      </xsd:simpleType>
-    </xsd:element>
-    <xsd:element name="MediaServiceGenerationTime" ma:index="13" nillable="true" ma:displayName="MediaServiceGenerationTime" ma:hidden="true" ma:internalName="MediaServiceGenerationTime" ma:readOnly="true">
-      <xsd:simpleType>
-        <xsd:restriction base="dms:Text"/>
-      </xsd:simpleType>
-    </xsd:element>
-    <xsd:element name="MediaServiceAutoKeyPoints" ma:index="16" nillable="true" ma:displayName="MediaServiceAutoKeyPoints" ma:hidden="true" ma:internalName="MediaServiceAutoKeyPoints" ma:readOnly="true">
-      <xsd:simpleType>
-        <xsd:restriction base="dms:Note"/>
-      </xsd:simpleType>
-    </xsd:element>
-    <xsd:element name="MediaServiceKeyPoints" ma:index="17" nillable="true" ma:displayName="KeyPoints" ma:hidden="true" ma:internalName="MediaServiceKeyPoints" ma:readOnly="false">
-      <xsd:simpleType>
-        <xsd:restriction base="dms:Note"/>
-      </xsd:simpleType>
-    </xsd:element>
-    <xsd:element name="MediaServiceDateTaken" ma:index="18" nillable="true" ma:displayName="MediaServiceDateTaken" ma:hidden="true" ma:internalName="MediaServiceDateTaken" ma:readOnly="true">
-      <xsd:simpleType>
-        <xsd:restriction base="dms:Text"/>
-      </xsd:simpleType>
-    </xsd:element>
-    <xsd:element name="ImageTagsTaxHTField" ma:index="25" nillable="true" ma:taxonomy="true" ma:internalName="ImageTagsTaxHTField" ma:taxonomyFieldName="MediaServiceImageTags" ma:displayName="Image Tags" ma:readOnly="false" ma:fieldId="{5cf76f15-5ced-4ddc-b409-7134ff3c332f}" ma:taxonomyMulti="true" ma:sspId="e385fb40-52d4-4fae-9c5b-3e8ff8a5878e" ma:termSetId="09814cd3-568e-fe90-9814-8d621ff8fb84" ma:anchorId="fba54fb3-c3e1-fe81-a776-ca4b69148c4d" ma:open="true" ma:isKeyword="false">
-      <xsd:complexType>
-        <xsd:sequence>
-          <xsd:element ref="pc:Terms" minOccurs="0" maxOccurs="1"/>
-        </xsd:sequence>
-      </xsd:complexType>
-    </xsd:element>
-    <xsd:element name="MediaServiceLocation" ma:index="26" nillable="true" ma:displayName="Location" ma:hidden="true" ma:internalName="MediaServiceLocation" ma:readOnly="true">
-      <xsd:simpleType>
-        <xsd:restriction base="dms:Text"/>
-      </xsd:simpleType>
-    </xsd:element>
-    <xsd:element name="MediaLengthInSeconds" ma:index="27" nillable="true" ma:displayName="MediaLengthInSeconds" ma:hidden="true" ma:internalName="MediaLengthInSeconds" ma:readOnly="true">
-      <xsd:simpleType>
-        <xsd:restriction base="dms:Unknown"/>
-      </xsd:simpleType>
-    </xsd:element>
-    <xsd:element name="Background" ma:index="28" nillable="true" ma:displayName="Background" ma:default="0" ma:format="Dropdown" ma:internalName="Background">
-      <xsd:simpleType>
-        <xsd:restriction base="dms:Boolean"/>
-      </xsd:simpleType>
-    </xsd:element>
-    <xsd:element name="MediaServiceSearchProperties" ma:index="29" nillable="true" ma:displayName="MediaServiceSearchProperties" ma:hidden="true" ma:internalName="MediaServiceSearchProperties" ma:readOnly="true">
-      <xsd:simpleType>
-        <xsd:restriction base="dms:Note"/>
-      </xsd:simpleType>
-    </xsd:element>
-    <xsd:element name="MediaServiceDocTags" ma:index="30" nillable="true" ma:displayName="MediaServiceDocTags" ma:hidden="true" ma:internalName="MediaServiceDocTags" ma:readOnly="true">
-      <xsd:simpleType>
-        <xsd:restriction base="dms:Note"/>
-      </xsd:simpleType>
-    </xsd:element>
-    <xsd:element name="MediaServiceObjectDetectorVersions" ma:index="31" nillable="true" ma:displayName="MediaServiceObjectDetectorVersions" ma:description="" ma:hidden="true" ma:indexed="true" ma:internalName="MediaServiceObjectDetectorVersions" ma:readOnly="true">
-      <xsd:simpleType>
-        <xsd:restriction base="dms:Text"/>
-      </xsd:simpleType>
-    </xsd:element>
-    <xsd:element name="MediaServiceSystemTags" ma:index="32" nillable="true" ma:displayName="MediaServiceSystemTags" ma:hidden="true" ma:internalName="MediaServiceSystemTags" ma:readOnly="true">
-      <xsd:simpleType>
-        <xsd:restriction base="dms:Note"/>
-      </xsd:simpleType>
-    </xsd:element>
-  </xsd:schema>
-  <xsd:schema xmlns:xsd="http://www.w3.org/2001/XMLSchema" xmlns:xs="http://www.w3.org/2001/XMLSchema" xmlns:dms="http://schemas.microsoft.com/office/2006/documentManagement/types" xmlns:pc="http://schemas.microsoft.com/office/infopath/2007/PartnerControls" targetNamespace="16c05727-aa75-4e4a-9b5f-8a80a1165891" elementFormDefault="qualified">
-    <xsd:import namespace="http://schemas.microsoft.com/office/2006/documentManagement/types"/>
-    <xsd:import namespace="http://schemas.microsoft.com/office/infopath/2007/PartnerControls"/>
-    <xsd:element name="SharedWithUsers" ma:index="14" nillable="true" ma:displayName="Shared With" ma:hidden="true" ma:internalName="SharedWithUsers" ma:readOnly="true">
-      <xsd:complexType>
-        <xsd:complexContent>
-          <xsd:extension base="dms:UserMulti">
-            <xsd:sequence>
-              <xsd:element name="UserInfo" minOccurs="0" maxOccurs="unbounded">
-                <xsd:complexType>
-                  <xsd:sequence>
-                    <xsd:element name="DisplayName" type="xsd:string" minOccurs="0"/>
-                    <xsd:element name="AccountId" type="dms:UserId" minOccurs="0" nillable="true"/>
-                    <xsd:element name="AccountType" type="xsd:string" minOccurs="0"/>
-                  </xsd:sequence>
-                </xsd:complexType>
-              </xsd:element>
-            </xsd:sequence>
-          </xsd:extension>
-        </xsd:complexContent>
-      </xsd:complexType>
-    </xsd:element>
-    <xsd:element name="SharedWithDetails" ma:index="15" nillable="true" ma:displayName="Shared With Details" ma:hidden="true" ma:internalName="SharedWithDetails" ma:readOnly="true">
-      <xsd:simpleType>
-        <xsd:restriction base="dms:Note"/>
-      </xsd:simpleType>
-    </xsd:element>
-  </xsd:schema>
-  <xsd:schema xmlns:xsd="http://www.w3.org/2001/XMLSchema" xmlns:xs="http://www.w3.org/2001/XMLSchema" xmlns:dms="http://schemas.microsoft.com/office/2006/documentManagement/types" xmlns:pc="http://schemas.microsoft.com/office/infopath/2007/PartnerControls" targetNamespace="230e9df3-be65-4c73-a93b-d1236ebd677e" elementFormDefault="qualified">
-    <xsd:import namespace="http://schemas.microsoft.com/office/2006/documentManagement/types"/>
-    <xsd:import namespace="http://schemas.microsoft.com/office/infopath/2007/PartnerControls"/>
-    <xsd:element name="TaxCatchAll" ma:index="23" nillable="true" ma:displayName="Taxonomy Catch All Column" ma:hidden="true" ma:list="{3f6bfcbc-3db3-4ae6-bd76-326f0798ad28}" ma:internalName="TaxCatchAll" ma:readOnly="false" ma:showField="CatchAllData" ma:web="16c05727-aa75-4e4a-9b5f-8a80a1165891">
-      <xsd:complexType>
-        <xsd:complexContent>
-          <xsd:extension base="dms:MultiChoiceLookup">
-            <xsd:sequence>
-              <xsd:element name="Value" type="dms:Lookup" maxOccurs="unbounded" minOccurs="0" nillable="true"/>
-            </xsd:sequence>
-          </xsd:extension>
-        </xsd:complexContent>
-      </xsd:complexType>
-    </xsd:element>
-  </xsd:schema>
-  <xsd:schema xmlns="http://schemas.openxmlformats.org/package/2006/metadata/core-properties" xmlns:xsd="http://www.w3.org/2001/XMLSchema" xmlns:xsi="http://www.w3.org/2001/XMLSchema-instance" xmlns:dc="http://purl.org/dc/elements/1.1/" xmlns:dcterms="http://purl.org/dc/terms/" xmlns:odoc="http://schemas.microsoft.com/internal/obd" targetNamespace="http://schemas.openxmlformats.org/package/2006/metadata/core-properties" elementFormDefault="qualified" attributeFormDefault="unqualified" blockDefault="#all">
-    <xsd:import namespace="http://purl.org/dc/elements/1.1/" schemaLocation="http://dublincore.org/schemas/xmls/qdc/2003/04/02/dc.xsd"/>
-    <xsd:import namespace="http://purl.org/dc/terms/" schemaLocation="http://dublincore.org/schemas/xmls/qdc/2003/04/02/dcterms.xsd"/>
-    <xsd:element name="coreProperties" type="CT_coreProperties"/>
-    <xsd:complexType name="CT_coreProperties">
-      <xsd:all>
-        <xsd:element ref="dc:creator" minOccurs="0" maxOccurs="1"/>
-        <xsd:element ref="dcterms:created" minOccurs="0" maxOccurs="1"/>
-        <xsd:element ref="dc:identifier" minOccurs="0" maxOccurs="1"/>
-        <xsd:element name="contentType" minOccurs="0" maxOccurs="1" type="xsd:string" ma:displayName="Content Type"/>
-        <xsd:element ref="dc:title" minOccurs="0" maxOccurs="1" ma:index="1" ma:displayName="Title"/>
-        <xsd:element ref="dc:subject" minOccurs="0" maxOccurs="1"/>
-        <xsd:element ref="dc:description" minOccurs="0" maxOccurs="1"/>
-        <xsd:element name="keywords" minOccurs="0" maxOccurs="1" type="xsd:string"/>
-        <xsd:element ref="dc:language" minOccurs="0" maxOccurs="1"/>
-        <xsd:element name="category" minOccurs="0" maxOccurs="1" type="xsd:string"/>
-        <xsd:element name="version" minOccurs="0" maxOccurs="1" type="xsd:string"/>
-        <xsd:element name="revision" minOccurs="0" maxOccurs="1" type="xsd:string">
-          <xsd:annotation>
-            <xsd:documentation>
-                        This value indicates the number of saves or revisions. The application is responsible for updating this value after each revision.
-                    </xsd:documentation>
-          </xsd:annotation>
-        </xsd:element>
-        <xsd:element name="lastModifiedBy" minOccurs="0" maxOccurs="1" type="xsd:string"/>
-        <xsd:element ref="dcterms:modified" minOccurs="0" maxOccurs="1"/>
-        <xsd:element name="contentStatus" minOccurs="0" maxOccurs="1" type="xsd:string"/>
-      </xsd:all>
-    </xsd:complexType>
-  </xsd:schema>
-  <xs:schema xmlns:pc="http://schemas.microsoft.com/office/infopath/2007/PartnerControls" xmlns:xs="http://www.w3.org/2001/XMLSchema" targetNamespace="http://schemas.microsoft.com/office/infopath/2007/PartnerControls" elementFormDefault="qualified" attributeFormDefault="unqualified">
-    <xs:element name="Person">
-      <xs:complexType>
-        <xs:sequence>
-          <xs:element ref="pc:DisplayName" minOccurs="0"/>
-          <xs:element ref="pc:AccountId" minOccurs="0"/>
-          <xs:element ref="pc:AccountType" minOccurs="0"/>
-        </xs:sequence>
-      </xs:complexType>
-    </xs:element>
-    <xs:element name="DisplayName" type="xs:string"/>
-    <xs:element name="AccountId" type="xs:string"/>
-    <xs:element name="AccountType" type="xs:string"/>
-    <xs:element name="BDCAssociatedEntity">
-      <xs:complexType>
-        <xs:sequence>
-          <xs:element ref="pc:BDCEntity" minOccurs="0" maxOccurs="unbounded"/>
-        </xs:sequence>
-        <xs:attribute ref="pc:EntityNamespace"/>
-        <xs:attribute ref="pc:EntityName"/>
-        <xs:attribute ref="pc:SystemInstanceName"/>
-        <xs:attribute ref="pc:AssociationName"/>
-      </xs:complexType>
-    </xs:element>
-    <xs:attribute name="EntityNamespace" type="xs:string"/>
-    <xs:attribute name="EntityName" type="xs:string"/>
-    <xs:attribute name="SystemInstanceName" type="xs:string"/>
-    <xs:attribute name="AssociationName" type="xs:string"/>
-    <xs:element name="BDCEntity">
-      <xs:complexType>
-        <xs:sequence>
-          <xs:element ref="pc:EntityDisplayName" minOccurs="0"/>
-          <xs:element ref="pc:EntityInstanceReference" minOccurs="0"/>
-          <xs:element ref="pc:EntityId1" minOccurs="0"/>
-          <xs:element ref="pc:EntityId2" minOccurs="0"/>
-          <xs:element ref="pc:EntityId3" minOccurs="0"/>
-          <xs:element ref="pc:EntityId4" minOccurs="0"/>
-          <xs:element ref="pc:EntityId5" minOccurs="0"/>
-        </xs:sequence>
-      </xs:complexType>
-    </xs:element>
-    <xs:element name="EntityDisplayName" type="xs:string"/>
-    <xs:element name="EntityInstanceReference" type="xs:string"/>
-    <xs:element name="EntityId1" type="xs:string"/>
-    <xs:element name="EntityId2" type="xs:string"/>
-    <xs:element name="EntityId3" type="xs:string"/>
-    <xs:element name="EntityId4" type="xs:string"/>
-    <xs:element name="EntityId5" type="xs:string"/>
-    <xs:element name="Terms">
-      <xs:complexType>
-        <xs:sequence>
-          <xs:element ref="pc:TermInfo" minOccurs="0" maxOccurs="unbounded"/>
-        </xs:sequence>
-      </xs:complexType>
-    </xs:element>
-    <xs:element name="TermInfo">
-      <xs:complexType>
-        <xs:sequence>
-          <xs:element ref="pc:TermName" minOccurs="0"/>
-          <xs:element ref="pc:TermId" minOccurs="0"/>
-        </xs:sequence>
-      </xs:complexType>
-    </xs:element>
-    <xs:element name="TermName" type="xs:string"/>
-    <xs:element name="TermId" type="xs:string"/>
-  </xs:schema>
-</ct:contentTypeSchema>
-</file>
-
-<file path=customXml/item22.xml><?xml version="1.0" encoding="utf-8"?>
-<p:properties xmlns:p="http://schemas.microsoft.com/office/2006/metadata/properties" xmlns:xsi="http://www.w3.org/2001/XMLSchema-instance" xmlns:pc="http://schemas.microsoft.com/office/infopath/2007/PartnerControls">
-  <documentManagement>
-    <Background xmlns="71af3243-3dd4-4a8d-8c0d-dd76da1f02a5">false</Background>
-    <Status xmlns="71af3243-3dd4-4a8d-8c0d-dd76da1f02a5">Not started</Status>
-    <_ip_UnifiedCompliancePolicyUIAction xmlns="http://schemas.microsoft.com/sharepoint/v3" xsi:nil="true"/>
-    <Image xmlns="71af3243-3dd4-4a8d-8c0d-dd76da1f02a5">
-      <Url xsi:nil="true"/>
-      <Description xsi:nil="true"/>
-    </Image>
-    <_ip_UnifiedCompliancePolicyProperties xmlns="http://schemas.microsoft.com/sharepoint/v3" xsi:nil="true"/>
-    <ImageTagsTaxHTField xmlns="71af3243-3dd4-4a8d-8c0d-dd76da1f02a5">
-      <Terms xmlns="http://schemas.microsoft.com/office/infopath/2007/PartnerControls"/>
-    </ImageTagsTaxHTField>
-    <TaxCatchAll xmlns="230e9df3-be65-4c73-a93b-d1236ebd677e" xsi:nil="true"/>
-    <MediaServiceKeyPoints xmlns="71af3243-3dd4-4a8d-8c0d-dd76da1f02a5" xsi:nil="true"/>
-  </documentManagement>
-</p:properties>
-</file>
-
-<file path=customXml/item3.xml><?xml version="1.0" encoding="utf-8"?>
-<?mso-contentType ?>
-<FormTemplates xmlns="http://schemas.microsoft.com/sharepoint/v3/contenttype/forms">
-  <Display>DocumentLibraryForm</Display>
-  <Edit>DocumentLibraryForm</Edit>
-  <New>DocumentLibraryForm</New>
-</FormTemplates>
-</file>
-
-<file path=customXml/itemProps13.xml><?xml version="1.0" encoding="utf-8"?>
-<ds:datastoreItem xmlns:ds="http://schemas.openxmlformats.org/officeDocument/2006/customXml" ds:itemID="{924B9342-DE5E-463A-B17E-59B0041872FD}"/>
-</file>
-
-<file path=customXml/itemProps22.xml><?xml version="1.0" encoding="utf-8"?>
-<ds:datastoreItem xmlns:ds="http://schemas.openxmlformats.org/officeDocument/2006/customXml" ds:itemID="{2B9F8D08-1D9B-4293-B753-AE33123B7366}">
-  <ds:schemaRefs>
-    <ds:schemaRef ds:uri="http://schemas.microsoft.com/office/2006/metadata/properties"/>
-    <ds:schemaRef ds:uri="http://schemas.microsoft.com/office/infopath/2007/PartnerControls"/>
-    <ds:schemaRef ds:uri="71af3243-3dd4-4a8d-8c0d-dd76da1f02a5"/>
-    <ds:schemaRef ds:uri="http://schemas.microsoft.com/sharepoint/v3"/>
-    <ds:schemaRef ds:uri="230e9df3-be65-4c73-a93b-d1236ebd677e"/>
-  </ds:schemaRefs>
-</ds:datastoreItem>
-</file>
-
-<file path=customXml/itemProps31.xml><?xml version="1.0" encoding="utf-8"?>
-<ds:datastoreItem xmlns:ds="http://schemas.openxmlformats.org/officeDocument/2006/customXml" ds:itemID="{5D9ED3FD-0EE3-43B5-B701-56BB60CEE482}">
-  <ds:schemaRefs>
-    <ds:schemaRef ds:uri="http://schemas.microsoft.com/sharepoint/v3/contenttype/forms"/>
-  </ds:schemaRefs>
-</ds:datastoreItem>
-</file>
-
 <file path=docMetadata/LabelInfo.xml><?xml version="1.0" encoding="utf-8"?>
 <clbl:labelList xmlns:clbl="http://schemas.microsoft.com/office/2020/mipLabelMetadata"/>
 </file>